--- a/Documentacion/acif104_s9_grupo5.docx
+++ b/Documentacion/acif104_s9_grupo5.docx
@@ -146,13 +146,7 @@
         <w:t xml:space="preserve">Fecha: </w:t>
       </w:r>
       <w:r>
-        <w:t>1</w:t>
-      </w:r>
-      <w:r>
-        <w:t>8</w:t>
-      </w:r>
-      <w:r>
-        <w:t>-08-2026</w:t>
+        <w:t>18-08-2026</w:t>
       </w:r>
     </w:p>
     <w:p>
@@ -197,11 +191,7 @@
           </w:pPr>
           <w:r>
             <w:fldChar w:fldCharType="begin"/>
-          </w:r>
-          <w:r>
             <w:instrText>TOC \h \o "1-2"</w:instrText>
-          </w:r>
-          <w:r>
             <w:fldChar w:fldCharType="separate"/>
           </w:r>
           <w:hyperlink w:anchor="_Toc237591183" w:history="1">
@@ -219,40 +209,10 @@
                 <w:noProof/>
               </w:rPr>
               <w:tab/>
-            </w:r>
-            <w:r>
-              <w:rPr>
-                <w:noProof/>
-              </w:rPr>
               <w:fldChar w:fldCharType="begin"/>
-            </w:r>
-            <w:r>
-              <w:rPr>
-                <w:noProof/>
-              </w:rPr>
               <w:instrText xml:space="preserve"> PAGEREF _Toc237591183 \h </w:instrText>
-            </w:r>
-            <w:r>
-              <w:rPr>
-                <w:noProof/>
-              </w:rPr>
-            </w:r>
-            <w:r>
-              <w:rPr>
-                <w:noProof/>
-              </w:rPr>
               <w:fldChar w:fldCharType="separate"/>
-            </w:r>
-            <w:r>
-              <w:rPr>
-                <w:noProof/>
-              </w:rPr>
               <w:t>2</w:t>
-            </w:r>
-            <w:r>
-              <w:rPr>
-                <w:noProof/>
-              </w:rPr>
               <w:fldChar w:fldCharType="end"/>
             </w:r>
           </w:hyperlink>
@@ -282,40 +242,10 @@
                 <w:noProof/>
               </w:rPr>
               <w:tab/>
-            </w:r>
-            <w:r>
-              <w:rPr>
-                <w:noProof/>
-              </w:rPr>
               <w:fldChar w:fldCharType="begin"/>
-            </w:r>
-            <w:r>
-              <w:rPr>
-                <w:noProof/>
-              </w:rPr>
               <w:instrText xml:space="preserve"> PAGEREF _Toc237591184 \h </w:instrText>
-            </w:r>
-            <w:r>
-              <w:rPr>
-                <w:noProof/>
-              </w:rPr>
-            </w:r>
-            <w:r>
-              <w:rPr>
-                <w:noProof/>
-              </w:rPr>
               <w:fldChar w:fldCharType="separate"/>
-            </w:r>
-            <w:r>
-              <w:rPr>
-                <w:noProof/>
-              </w:rPr>
               <w:t>3</w:t>
-            </w:r>
-            <w:r>
-              <w:rPr>
-                <w:noProof/>
-              </w:rPr>
               <w:fldChar w:fldCharType="end"/>
             </w:r>
           </w:hyperlink>
@@ -345,40 +275,10 @@
                 <w:noProof/>
               </w:rPr>
               <w:tab/>
-            </w:r>
-            <w:r>
-              <w:rPr>
-                <w:noProof/>
-              </w:rPr>
               <w:fldChar w:fldCharType="begin"/>
-            </w:r>
-            <w:r>
-              <w:rPr>
-                <w:noProof/>
-              </w:rPr>
               <w:instrText xml:space="preserve"> PAGEREF _Toc237591185 \h </w:instrText>
-            </w:r>
-            <w:r>
-              <w:rPr>
-                <w:noProof/>
-              </w:rPr>
-            </w:r>
-            <w:r>
-              <w:rPr>
-                <w:noProof/>
-              </w:rPr>
               <w:fldChar w:fldCharType="separate"/>
-            </w:r>
-            <w:r>
-              <w:rPr>
-                <w:noProof/>
-              </w:rPr>
               <w:t>3</w:t>
-            </w:r>
-            <w:r>
-              <w:rPr>
-                <w:noProof/>
-              </w:rPr>
               <w:fldChar w:fldCharType="end"/>
             </w:r>
           </w:hyperlink>
@@ -408,40 +308,10 @@
                 <w:noProof/>
               </w:rPr>
               <w:tab/>
-            </w:r>
-            <w:r>
-              <w:rPr>
-                <w:noProof/>
-              </w:rPr>
               <w:fldChar w:fldCharType="begin"/>
-            </w:r>
-            <w:r>
-              <w:rPr>
-                <w:noProof/>
-              </w:rPr>
               <w:instrText xml:space="preserve"> PAGEREF _Toc237591186 \h </w:instrText>
-            </w:r>
-            <w:r>
-              <w:rPr>
-                <w:noProof/>
-              </w:rPr>
-            </w:r>
-            <w:r>
-              <w:rPr>
-                <w:noProof/>
-              </w:rPr>
               <w:fldChar w:fldCharType="separate"/>
-            </w:r>
-            <w:r>
-              <w:rPr>
-                <w:noProof/>
-              </w:rPr>
               <w:t>3</w:t>
-            </w:r>
-            <w:r>
-              <w:rPr>
-                <w:noProof/>
-              </w:rPr>
               <w:fldChar w:fldCharType="end"/>
             </w:r>
           </w:hyperlink>
@@ -471,40 +341,10 @@
                 <w:noProof/>
               </w:rPr>
               <w:tab/>
-            </w:r>
-            <w:r>
-              <w:rPr>
-                <w:noProof/>
-              </w:rPr>
               <w:fldChar w:fldCharType="begin"/>
-            </w:r>
-            <w:r>
-              <w:rPr>
-                <w:noProof/>
-              </w:rPr>
               <w:instrText xml:space="preserve"> PAGEREF _Toc237591187 \h </w:instrText>
-            </w:r>
-            <w:r>
-              <w:rPr>
-                <w:noProof/>
-              </w:rPr>
-            </w:r>
-            <w:r>
-              <w:rPr>
-                <w:noProof/>
-              </w:rPr>
               <w:fldChar w:fldCharType="separate"/>
-            </w:r>
-            <w:r>
-              <w:rPr>
-                <w:noProof/>
-              </w:rPr>
               <w:t>4</w:t>
-            </w:r>
-            <w:r>
-              <w:rPr>
-                <w:noProof/>
-              </w:rPr>
               <w:fldChar w:fldCharType="end"/>
             </w:r>
           </w:hyperlink>
@@ -534,40 +374,10 @@
                 <w:noProof/>
               </w:rPr>
               <w:tab/>
-            </w:r>
-            <w:r>
-              <w:rPr>
-                <w:noProof/>
-              </w:rPr>
               <w:fldChar w:fldCharType="begin"/>
-            </w:r>
-            <w:r>
-              <w:rPr>
-                <w:noProof/>
-              </w:rPr>
               <w:instrText xml:space="preserve"> PAGEREF _Toc237591188 \h </w:instrText>
-            </w:r>
-            <w:r>
-              <w:rPr>
-                <w:noProof/>
-              </w:rPr>
-            </w:r>
-            <w:r>
-              <w:rPr>
-                <w:noProof/>
-              </w:rPr>
               <w:fldChar w:fldCharType="separate"/>
-            </w:r>
-            <w:r>
-              <w:rPr>
-                <w:noProof/>
-              </w:rPr>
               <w:t>4</w:t>
-            </w:r>
-            <w:r>
-              <w:rPr>
-                <w:noProof/>
-              </w:rPr>
               <w:fldChar w:fldCharType="end"/>
             </w:r>
           </w:hyperlink>
@@ -597,40 +407,10 @@
                 <w:noProof/>
               </w:rPr>
               <w:tab/>
-            </w:r>
-            <w:r>
-              <w:rPr>
-                <w:noProof/>
-              </w:rPr>
               <w:fldChar w:fldCharType="begin"/>
-            </w:r>
-            <w:r>
-              <w:rPr>
-                <w:noProof/>
-              </w:rPr>
               <w:instrText xml:space="preserve"> PAGEREF _Toc237591189 \h </w:instrText>
-            </w:r>
-            <w:r>
-              <w:rPr>
-                <w:noProof/>
-              </w:rPr>
-            </w:r>
-            <w:r>
-              <w:rPr>
-                <w:noProof/>
-              </w:rPr>
               <w:fldChar w:fldCharType="separate"/>
-            </w:r>
-            <w:r>
-              <w:rPr>
-                <w:noProof/>
-              </w:rPr>
               <w:t>4</w:t>
-            </w:r>
-            <w:r>
-              <w:rPr>
-                <w:noProof/>
-              </w:rPr>
               <w:fldChar w:fldCharType="end"/>
             </w:r>
           </w:hyperlink>
@@ -660,40 +440,10 @@
                 <w:noProof/>
               </w:rPr>
               <w:tab/>
-            </w:r>
-            <w:r>
-              <w:rPr>
-                <w:noProof/>
-              </w:rPr>
               <w:fldChar w:fldCharType="begin"/>
-            </w:r>
-            <w:r>
-              <w:rPr>
-                <w:noProof/>
-              </w:rPr>
               <w:instrText xml:space="preserve"> PAGEREF _Toc237591190 \h </w:instrText>
-            </w:r>
-            <w:r>
-              <w:rPr>
-                <w:noProof/>
-              </w:rPr>
-            </w:r>
-            <w:r>
-              <w:rPr>
-                <w:noProof/>
-              </w:rPr>
               <w:fldChar w:fldCharType="separate"/>
-            </w:r>
-            <w:r>
-              <w:rPr>
-                <w:noProof/>
-              </w:rPr>
               <w:t>5</w:t>
-            </w:r>
-            <w:r>
-              <w:rPr>
-                <w:noProof/>
-              </w:rPr>
               <w:fldChar w:fldCharType="end"/>
             </w:r>
           </w:hyperlink>
@@ -723,40 +473,10 @@
                 <w:noProof/>
               </w:rPr>
               <w:tab/>
-            </w:r>
-            <w:r>
-              <w:rPr>
-                <w:noProof/>
-              </w:rPr>
               <w:fldChar w:fldCharType="begin"/>
-            </w:r>
-            <w:r>
-              <w:rPr>
-                <w:noProof/>
-              </w:rPr>
               <w:instrText xml:space="preserve"> PAGEREF _Toc237591191 \h </w:instrText>
-            </w:r>
-            <w:r>
-              <w:rPr>
-                <w:noProof/>
-              </w:rPr>
-            </w:r>
-            <w:r>
-              <w:rPr>
-                <w:noProof/>
-              </w:rPr>
               <w:fldChar w:fldCharType="separate"/>
-            </w:r>
-            <w:r>
-              <w:rPr>
-                <w:noProof/>
-              </w:rPr>
               <w:t>5</w:t>
-            </w:r>
-            <w:r>
-              <w:rPr>
-                <w:noProof/>
-              </w:rPr>
               <w:fldChar w:fldCharType="end"/>
             </w:r>
           </w:hyperlink>
@@ -786,40 +506,10 @@
                 <w:noProof/>
               </w:rPr>
               <w:tab/>
-            </w:r>
-            <w:r>
-              <w:rPr>
-                <w:noProof/>
-              </w:rPr>
               <w:fldChar w:fldCharType="begin"/>
-            </w:r>
-            <w:r>
-              <w:rPr>
-                <w:noProof/>
-              </w:rPr>
               <w:instrText xml:space="preserve"> PAGEREF _Toc237591192 \h </w:instrText>
-            </w:r>
-            <w:r>
-              <w:rPr>
-                <w:noProof/>
-              </w:rPr>
-            </w:r>
-            <w:r>
-              <w:rPr>
-                <w:noProof/>
-              </w:rPr>
               <w:fldChar w:fldCharType="separate"/>
-            </w:r>
-            <w:r>
-              <w:rPr>
-                <w:noProof/>
-              </w:rPr>
               <w:t>5</w:t>
-            </w:r>
-            <w:r>
-              <w:rPr>
-                <w:noProof/>
-              </w:rPr>
               <w:fldChar w:fldCharType="end"/>
             </w:r>
           </w:hyperlink>
@@ -849,40 +539,10 @@
                 <w:noProof/>
               </w:rPr>
               <w:tab/>
-            </w:r>
-            <w:r>
-              <w:rPr>
-                <w:noProof/>
-              </w:rPr>
               <w:fldChar w:fldCharType="begin"/>
-            </w:r>
-            <w:r>
-              <w:rPr>
-                <w:noProof/>
-              </w:rPr>
               <w:instrText xml:space="preserve"> PAGEREF _Toc237591193 \h </w:instrText>
-            </w:r>
-            <w:r>
-              <w:rPr>
-                <w:noProof/>
-              </w:rPr>
-            </w:r>
-            <w:r>
-              <w:rPr>
-                <w:noProof/>
-              </w:rPr>
               <w:fldChar w:fldCharType="separate"/>
-            </w:r>
-            <w:r>
-              <w:rPr>
-                <w:noProof/>
-              </w:rPr>
               <w:t>6</w:t>
-            </w:r>
-            <w:r>
-              <w:rPr>
-                <w:noProof/>
-              </w:rPr>
               <w:fldChar w:fldCharType="end"/>
             </w:r>
           </w:hyperlink>
@@ -912,40 +572,10 @@
                 <w:noProof/>
               </w:rPr>
               <w:tab/>
-            </w:r>
-            <w:r>
-              <w:rPr>
-                <w:noProof/>
-              </w:rPr>
               <w:fldChar w:fldCharType="begin"/>
-            </w:r>
-            <w:r>
-              <w:rPr>
-                <w:noProof/>
-              </w:rPr>
               <w:instrText xml:space="preserve"> PAGEREF _Toc237591194 \h </w:instrText>
-            </w:r>
-            <w:r>
-              <w:rPr>
-                <w:noProof/>
-              </w:rPr>
-            </w:r>
-            <w:r>
-              <w:rPr>
-                <w:noProof/>
-              </w:rPr>
               <w:fldChar w:fldCharType="separate"/>
-            </w:r>
-            <w:r>
-              <w:rPr>
-                <w:noProof/>
-              </w:rPr>
               <w:t>7</w:t>
-            </w:r>
-            <w:r>
-              <w:rPr>
-                <w:noProof/>
-              </w:rPr>
               <w:fldChar w:fldCharType="end"/>
             </w:r>
           </w:hyperlink>
@@ -975,40 +605,10 @@
                 <w:noProof/>
               </w:rPr>
               <w:tab/>
-            </w:r>
-            <w:r>
-              <w:rPr>
-                <w:noProof/>
-              </w:rPr>
               <w:fldChar w:fldCharType="begin"/>
-            </w:r>
-            <w:r>
-              <w:rPr>
-                <w:noProof/>
-              </w:rPr>
               <w:instrText xml:space="preserve"> PAGEREF _Toc237591195 \h </w:instrText>
-            </w:r>
-            <w:r>
-              <w:rPr>
-                <w:noProof/>
-              </w:rPr>
-            </w:r>
-            <w:r>
-              <w:rPr>
-                <w:noProof/>
-              </w:rPr>
               <w:fldChar w:fldCharType="separate"/>
-            </w:r>
-            <w:r>
-              <w:rPr>
-                <w:noProof/>
-              </w:rPr>
               <w:t>8</w:t>
-            </w:r>
-            <w:r>
-              <w:rPr>
-                <w:noProof/>
-              </w:rPr>
               <w:fldChar w:fldCharType="end"/>
             </w:r>
           </w:hyperlink>
@@ -1038,40 +638,10 @@
                 <w:noProof/>
               </w:rPr>
               <w:tab/>
-            </w:r>
-            <w:r>
-              <w:rPr>
-                <w:noProof/>
-              </w:rPr>
               <w:fldChar w:fldCharType="begin"/>
-            </w:r>
-            <w:r>
-              <w:rPr>
-                <w:noProof/>
-              </w:rPr>
               <w:instrText xml:space="preserve"> PAGEREF _Toc237591196 \h </w:instrText>
-            </w:r>
-            <w:r>
-              <w:rPr>
-                <w:noProof/>
-              </w:rPr>
-            </w:r>
-            <w:r>
-              <w:rPr>
-                <w:noProof/>
-              </w:rPr>
               <w:fldChar w:fldCharType="separate"/>
-            </w:r>
-            <w:r>
-              <w:rPr>
-                <w:noProof/>
-              </w:rPr>
               <w:t>9</w:t>
-            </w:r>
-            <w:r>
-              <w:rPr>
-                <w:noProof/>
-              </w:rPr>
               <w:fldChar w:fldCharType="end"/>
             </w:r>
           </w:hyperlink>
@@ -1101,40 +671,10 @@
                 <w:noProof/>
               </w:rPr>
               <w:tab/>
-            </w:r>
-            <w:r>
-              <w:rPr>
-                <w:noProof/>
-              </w:rPr>
               <w:fldChar w:fldCharType="begin"/>
-            </w:r>
-            <w:r>
-              <w:rPr>
-                <w:noProof/>
-              </w:rPr>
               <w:instrText xml:space="preserve"> PAGEREF _Toc237591197 \h </w:instrText>
-            </w:r>
-            <w:r>
-              <w:rPr>
-                <w:noProof/>
-              </w:rPr>
-            </w:r>
-            <w:r>
-              <w:rPr>
-                <w:noProof/>
-              </w:rPr>
               <w:fldChar w:fldCharType="separate"/>
-            </w:r>
-            <w:r>
-              <w:rPr>
-                <w:noProof/>
-              </w:rPr>
               <w:t>9</w:t>
-            </w:r>
-            <w:r>
-              <w:rPr>
-                <w:noProof/>
-              </w:rPr>
               <w:fldChar w:fldCharType="end"/>
             </w:r>
           </w:hyperlink>
@@ -1164,40 +704,10 @@
                 <w:noProof/>
               </w:rPr>
               <w:tab/>
-            </w:r>
-            <w:r>
-              <w:rPr>
-                <w:noProof/>
-              </w:rPr>
               <w:fldChar w:fldCharType="begin"/>
-            </w:r>
-            <w:r>
-              <w:rPr>
-                <w:noProof/>
-              </w:rPr>
               <w:instrText xml:space="preserve"> PAGEREF _Toc237591198 \h </w:instrText>
-            </w:r>
-            <w:r>
-              <w:rPr>
-                <w:noProof/>
-              </w:rPr>
-            </w:r>
-            <w:r>
-              <w:rPr>
-                <w:noProof/>
-              </w:rPr>
               <w:fldChar w:fldCharType="separate"/>
-            </w:r>
-            <w:r>
-              <w:rPr>
-                <w:noProof/>
-              </w:rPr>
               <w:t>10</w:t>
-            </w:r>
-            <w:r>
-              <w:rPr>
-                <w:noProof/>
-              </w:rPr>
               <w:fldChar w:fldCharType="end"/>
             </w:r>
           </w:hyperlink>
@@ -1227,40 +737,10 @@
                 <w:noProof/>
               </w:rPr>
               <w:tab/>
-            </w:r>
-            <w:r>
-              <w:rPr>
-                <w:noProof/>
-              </w:rPr>
               <w:fldChar w:fldCharType="begin"/>
-            </w:r>
-            <w:r>
-              <w:rPr>
-                <w:noProof/>
-              </w:rPr>
               <w:instrText xml:space="preserve"> PAGEREF _Toc237591199 \h </w:instrText>
-            </w:r>
-            <w:r>
-              <w:rPr>
-                <w:noProof/>
-              </w:rPr>
-            </w:r>
-            <w:r>
-              <w:rPr>
-                <w:noProof/>
-              </w:rPr>
               <w:fldChar w:fldCharType="separate"/>
-            </w:r>
-            <w:r>
-              <w:rPr>
-                <w:noProof/>
-              </w:rPr>
               <w:t>10</w:t>
-            </w:r>
-            <w:r>
-              <w:rPr>
-                <w:noProof/>
-              </w:rPr>
               <w:fldChar w:fldCharType="end"/>
             </w:r>
           </w:hyperlink>
@@ -1290,40 +770,10 @@
                 <w:noProof/>
               </w:rPr>
               <w:tab/>
-            </w:r>
-            <w:r>
-              <w:rPr>
-                <w:noProof/>
-              </w:rPr>
               <w:fldChar w:fldCharType="begin"/>
-            </w:r>
-            <w:r>
-              <w:rPr>
-                <w:noProof/>
-              </w:rPr>
               <w:instrText xml:space="preserve"> PAGEREF _Toc237591200 \h </w:instrText>
-            </w:r>
-            <w:r>
-              <w:rPr>
-                <w:noProof/>
-              </w:rPr>
-            </w:r>
-            <w:r>
-              <w:rPr>
-                <w:noProof/>
-              </w:rPr>
               <w:fldChar w:fldCharType="separate"/>
-            </w:r>
-            <w:r>
-              <w:rPr>
-                <w:noProof/>
-              </w:rPr>
               <w:t>10</w:t>
-            </w:r>
-            <w:r>
-              <w:rPr>
-                <w:noProof/>
-              </w:rPr>
               <w:fldChar w:fldCharType="end"/>
             </w:r>
           </w:hyperlink>
@@ -1353,40 +803,10 @@
                 <w:noProof/>
               </w:rPr>
               <w:tab/>
-            </w:r>
-            <w:r>
-              <w:rPr>
-                <w:noProof/>
-              </w:rPr>
               <w:fldChar w:fldCharType="begin"/>
-            </w:r>
-            <w:r>
-              <w:rPr>
-                <w:noProof/>
-              </w:rPr>
               <w:instrText xml:space="preserve"> PAGEREF _Toc237591201 \h </w:instrText>
-            </w:r>
-            <w:r>
-              <w:rPr>
-                <w:noProof/>
-              </w:rPr>
-            </w:r>
-            <w:r>
-              <w:rPr>
-                <w:noProof/>
-              </w:rPr>
               <w:fldChar w:fldCharType="separate"/>
-            </w:r>
-            <w:r>
-              <w:rPr>
-                <w:noProof/>
-              </w:rPr>
               <w:t>10</w:t>
-            </w:r>
-            <w:r>
-              <w:rPr>
-                <w:noProof/>
-              </w:rPr>
               <w:fldChar w:fldCharType="end"/>
             </w:r>
           </w:hyperlink>
@@ -1416,40 +836,10 @@
                 <w:noProof/>
               </w:rPr>
               <w:tab/>
-            </w:r>
-            <w:r>
-              <w:rPr>
-                <w:noProof/>
-              </w:rPr>
               <w:fldChar w:fldCharType="begin"/>
-            </w:r>
-            <w:r>
-              <w:rPr>
-                <w:noProof/>
-              </w:rPr>
               <w:instrText xml:space="preserve"> PAGEREF _Toc237591202 \h </w:instrText>
-            </w:r>
-            <w:r>
-              <w:rPr>
-                <w:noProof/>
-              </w:rPr>
-            </w:r>
-            <w:r>
-              <w:rPr>
-                <w:noProof/>
-              </w:rPr>
               <w:fldChar w:fldCharType="separate"/>
-            </w:r>
-            <w:r>
-              <w:rPr>
-                <w:noProof/>
-              </w:rPr>
               <w:t>11</w:t>
-            </w:r>
-            <w:r>
-              <w:rPr>
-                <w:noProof/>
-              </w:rPr>
               <w:fldChar w:fldCharType="end"/>
             </w:r>
           </w:hyperlink>
@@ -1491,31 +881,7 @@
         <w:jc w:val="both"/>
       </w:pPr>
       <w:r>
-        <w:t xml:space="preserve">Este informe corresponde a la tercera fase del proyecto </w:t>
-      </w:r>
-      <w:proofErr w:type="spellStart"/>
-      <w:r>
-        <w:t>Perfectime</w:t>
-      </w:r>
-      <w:proofErr w:type="spellEnd"/>
-      <w:r>
-        <w:t xml:space="preserve">, desarrollado en el marco de la asignatura Aprendizaje de Máquina (ACIF104). Continúa el trabajo documentado en el informe de la Fase 2, profundizando en la validación y optimización de los modelos predictivos, ampliando la comparación de técnicas de Machine </w:t>
-      </w:r>
-      <w:proofErr w:type="spellStart"/>
-      <w:r>
-        <w:t>Learning</w:t>
-      </w:r>
-      <w:proofErr w:type="spellEnd"/>
-      <w:r>
-        <w:t xml:space="preserve"> y arquitecturas de Deep </w:t>
-      </w:r>
-      <w:proofErr w:type="spellStart"/>
-      <w:r>
-        <w:t>Learning</w:t>
-      </w:r>
-      <w:proofErr w:type="spellEnd"/>
-      <w:r>
-        <w:t>, y avanzando en la integración entre el modelo entrenado y el sistema de software (frontend/backend).</w:t>
+        <w:t xml:space="preserve">Este informe corresponde a la tercera fase del proyecto Perfectime, desarrollado en el marco de la asignatura Aprendizaje de Máquina (ACIF104). Continúa el trabajo documentado en el informe de la Fase 2, profundizando en la validación y optimización de los modelos predictivos, ampliando la comparación de técnicas de Machine Learning y arquitecturas de Deep Learning, y avanzando en la integración entre el modelo entrenado y el sistema de software (frontend/backend).</w:t>
       </w:r>
     </w:p>
     <w:p>
@@ -1551,23 +917,7 @@
         <w:jc w:val="both"/>
       </w:pPr>
       <w:r>
-        <w:t xml:space="preserve">La transformación digital impulsada por la Industria 4.0 ha incrementado de manera significativa la cantidad de información disponible para las organizaciones. Los procesos industriales actuales incorporan sensores, dispositivos </w:t>
-      </w:r>
-      <w:proofErr w:type="spellStart"/>
-      <w:r>
-        <w:t>IoT</w:t>
-      </w:r>
-      <w:proofErr w:type="spellEnd"/>
-      <w:r>
-        <w:t xml:space="preserve"> y sistemas de monitoreo capaces de registrar continuamente variables como temperatura, velocidad de rotación, torque y desgaste de los equipos, lo que ha permitido avanzar hacia modelos de gestión más inteligentes, sustentados en el análisis de datos históricos y en tiempo real (</w:t>
-      </w:r>
-      <w:proofErr w:type="spellStart"/>
-      <w:r>
-        <w:t>Hamasha</w:t>
-      </w:r>
-      <w:proofErr w:type="spellEnd"/>
-      <w:r>
-        <w:t xml:space="preserve"> et al., 2025).</w:t>
+        <w:t xml:space="preserve">La transformación digital impulsada por la Industria 4.0 ha incrementado de manera significativa la cantidad de información disponible para las organizaciones. Los procesos industriales actuales incorporan sensores, dispositivos IoT y sistemas de monitoreo capaces de registrar continuamente variables como temperatura, velocidad de rotación, torque y desgaste de los equipos, lo que ha permitido avanzar hacia modelos de gestión más inteligentes, sustentados en el análisis de datos históricos y en tiempo real (Hamasha et al., 2025).</w:t>
       </w:r>
     </w:p>
     <w:p>
@@ -1576,15 +926,7 @@
         <w:jc w:val="both"/>
       </w:pPr>
       <w:r>
-        <w:t>A pesar de estos avances, gran parte de las organizaciones continúa utilizando estrategias tradicionales de mantenimiento correctivo y preventivo, las cuales presentan limitaciones importantes: detenciones inesperadas, altos costos de reparación y reemplazos innecesarios de componentes que aún conservan vida útil (</w:t>
-      </w:r>
-      <w:proofErr w:type="spellStart"/>
-      <w:r>
-        <w:t>Benhanifia</w:t>
-      </w:r>
-      <w:proofErr w:type="spellEnd"/>
-      <w:r>
-        <w:t xml:space="preserve"> et al., 2025). Meitz et al. (2025) señalan que las actividades de mantenimiento pueden representar entre un 15 % y un 70 % de los costos totales de producción, dependiendo del tipo de industria.</w:t>
+        <w:t xml:space="preserve">A pesar de estos avances, gran parte de las organizaciones continúa utilizando estrategias tradicionales de mantenimiento correctivo y preventivo, las cuales presentan limitaciones importantes: detenciones inesperadas, altos costos de reparación y reemplazos innecesarios de componentes que aún conservan vida útil (Benhanifia et al., 2025). Meitz et al. (2025) señalan que las actividades de mantenimiento pueden representar entre un 15 % y un 70 % de los costos totales de producción, dependiendo del tipo de industria.</w:t>
       </w:r>
     </w:p>
     <w:p>
@@ -1593,23 +935,7 @@
         <w:jc w:val="both"/>
       </w:pPr>
       <w:r>
-        <w:t>El principal desafío técnico consiste en identificar oportunamente las condiciones que anteceden a una falla a partir del gran volumen de datos generado por los sensores, tarea que resulta impracticable de forma manual (Guidotti et al., 2025). En respuesta a esta problemática surge el mantenimiento predictivo, estrategia que utiliza datos históricos y variables de operación para estimar la probabilidad de falla de un equipo y planificar las intervenciones en el momento más oportuno, constituyéndose en una de las principales aplicaciones del aprendizaje automático dentro de la Industria 4.0 (</w:t>
-      </w:r>
-      <w:proofErr w:type="spellStart"/>
-      <w:r>
-        <w:t>Benhanifia</w:t>
-      </w:r>
-      <w:proofErr w:type="spellEnd"/>
-      <w:r>
-        <w:t xml:space="preserve"> et al., 2025; </w:t>
-      </w:r>
-      <w:proofErr w:type="spellStart"/>
-      <w:r>
-        <w:t>Hamasha</w:t>
-      </w:r>
-      <w:proofErr w:type="spellEnd"/>
-      <w:r>
-        <w:t xml:space="preserve"> et al., 2025).</w:t>
+        <w:t xml:space="preserve">El principal desafío técnico consiste en identificar oportunamente las condiciones que anteceden a una falla a partir del gran volumen de datos generado por los sensores, tarea que resulta impracticable de forma manual (Guidotti et al., 2025). En respuesta a esta problemática surge el mantenimiento predictivo, estrategia que utiliza datos históricos y variables de operación para estimar la probabilidad de falla de un equipo y planificar las intervenciones en el momento más oportuno, constituyéndose en una de las principales aplicaciones del aprendizaje automático dentro de la Industria 4.0 (Benhanifia et al., 2025; Hamasha et al., 2025).</w:t>
       </w:r>
     </w:p>
     <w:p>
@@ -1618,15 +944,7 @@
         <w:jc w:val="both"/>
       </w:pPr>
       <w:r>
-        <w:t xml:space="preserve">La literatura también evidencia desafíos abiertos: Guidotti et al. (2025) destacan la escasez de conjuntos de datos industriales públicos y la necesidad de soluciones más interpretables; Aminzadeh et al. (2025) demuestran, mediante un caso práctico en compresores industriales, que el valor de estas soluciones depende tanto del algoritmo como de su integración en una plataforma funcional. Considerando estos antecedentes, este proyecto continúa el desarrollo de </w:t>
-      </w:r>
-      <w:proofErr w:type="spellStart"/>
-      <w:r>
-        <w:t>Perfectime</w:t>
-      </w:r>
-      <w:proofErr w:type="spellEnd"/>
-      <w:r>
-        <w:t>, una plataforma de mantenimiento predictivo que integra técnicas de aprendizaje automático supervisado con una interfaz orientada a supervisores de mantenimiento.</w:t>
+        <w:t xml:space="preserve">La literatura también evidencia desafíos abiertos: Guidotti et al. (2025) destacan la escasez de conjuntos de datos industriales públicos y la necesidad de soluciones más interpretables; Aminzadeh et al. (2025) demuestran, mediante un caso práctico en compresores industriales, que el valor de estas soluciones depende tanto del algoritmo como de su integración en una plataforma funcional. Considerando estos antecedentes, este proyecto continúa el desarrollo de Perfectime, una plataforma de mantenimiento predictivo que integra técnicas de aprendizaje automático supervisado con una interfaz orientada a supervisores de mantenimiento.</w:t>
       </w:r>
     </w:p>
     <w:p>
@@ -1653,25 +971,7 @@
         <w:jc w:val="both"/>
       </w:pPr>
       <w:r>
-        <w:t xml:space="preserve">A partir de la problemática descrita, esta fase mantiene y profundiza los requisitos definidos en la Fase 2 (ver sección 6.b), centrados en tres ejes: (1) ampliar y validar rigurosamente el núcleo predictivo, contrastando múltiples técnicas de Machine </w:t>
-      </w:r>
-      <w:proofErr w:type="spellStart"/>
-      <w:r>
-        <w:t>Learning</w:t>
-      </w:r>
-      <w:proofErr w:type="spellEnd"/>
-      <w:r>
-        <w:t xml:space="preserve"> y arquitecturas de Deep </w:t>
-      </w:r>
-      <w:proofErr w:type="spellStart"/>
-      <w:r>
-        <w:t>Learning</w:t>
-      </w:r>
-      <w:proofErr w:type="spellEnd"/>
-      <w:r>
-        <w:t xml:space="preserve"> antes de fijar el modelo de producción; (2) garantizar la trazabilidad de los datos y del entrenamiento (partición, balanceo, métricas) para que los </w:t>
-      </w:r>
-      <w:r>
+        <w:t xml:space="preserve">A partir de la problemática descrita, esta fase mantiene y profundiza los requisitos definidos en la Fase 2 (ver sección 6.b), centrados en tres ejes: (1) ampliar y validar rigurosamente el núcleo predictivo, contrastando múltiples técnicas de Machine Learning y arquitecturas de Deep Learning antes de fijar el modelo de producción; (2) garantizar la trazabilidad de los datos y del entrenamiento (partición, balanceo, métricas) para que los </w:t>
         <w:lastRenderedPageBreak/>
         <w:t>resultados sean reproducibles por terceros; y (3) avanzar en la integración real entre el modelo servido por la API y la interfaz de usuario, reemplazando progresivamente los datos simulados del prototipo visual de la Fase 2.</w:t>
       </w:r>
@@ -1700,39 +1000,7 @@
         <w:jc w:val="both"/>
       </w:pPr>
       <w:r>
-        <w:t xml:space="preserve">El proyecto continúa desarrollándose bajo la metodología CRISP-DM (Cross </w:t>
-      </w:r>
-      <w:proofErr w:type="spellStart"/>
-      <w:r>
-        <w:t>Industry</w:t>
-      </w:r>
-      <w:proofErr w:type="spellEnd"/>
-      <w:r>
-        <w:t xml:space="preserve"> Standard Process </w:t>
-      </w:r>
-      <w:proofErr w:type="spellStart"/>
-      <w:r>
-        <w:t>for</w:t>
-      </w:r>
-      <w:proofErr w:type="spellEnd"/>
-      <w:r>
-        <w:t xml:space="preserve"> Data </w:t>
-      </w:r>
-      <w:proofErr w:type="spellStart"/>
-      <w:r>
-        <w:t>Mining</w:t>
-      </w:r>
-      <w:proofErr w:type="spellEnd"/>
-      <w:r>
-        <w:t xml:space="preserve">; Chapman et al., 2000), la cual organiza el trabajo en seis etapas: comprensión del negocio, comprensión de los datos, preparación de los datos, modelado, evaluación y despliegue. Las Fases 1 y 2 del proyecto cubrieron íntegramente las cuatro primeras etapas; esta Fase 3 profundiza en modelado y evaluación —ampliando la comparación de técnicas y optimizando </w:t>
-      </w:r>
-      <w:proofErr w:type="spellStart"/>
-      <w:r>
-        <w:t>hiperparámetros</w:t>
-      </w:r>
-      <w:proofErr w:type="spellEnd"/>
-      <w:r>
-        <w:t>— y avanza en el despliegue, mediante la integración del modelo con la API REST y el frontend.</w:t>
+        <w:t xml:space="preserve">El proyecto continúa desarrollándose bajo la metodología CRISP-DM (Cross Industry Standard Process for Data Mining; Chapman et al., 2000), la cual organiza el trabajo en seis etapas: comprensión del negocio, comprensión de los datos, preparación de los datos, modelado, evaluación y despliegue. Las Fases 1 y 2 del proyecto cubrieron íntegramente las cuatro primeras etapas; esta Fase 3 profundiza en modelado y evaluación —ampliando la comparación de técnicas y optimizando hiperparámetros— y avanza en el despliegue, mediante la integración del modelo con la API REST y el frontend.</w:t>
       </w:r>
     </w:p>
     <w:p>
@@ -1790,23 +1058,7 @@
         <w:t xml:space="preserve">Fase 2 (Preparación de los datos): </w:t>
       </w:r>
       <w:r>
-        <w:t xml:space="preserve">análisis exploratorio, evaluación de calidad, limpieza, codificación y escalado del dataset AI4I 2020, además de un primer modelado con tres técnicas (Random Forest, </w:t>
-      </w:r>
-      <w:proofErr w:type="spellStart"/>
-      <w:r>
-        <w:t>XGBoost</w:t>
-      </w:r>
-      <w:proofErr w:type="spellEnd"/>
-      <w:r>
-        <w:t xml:space="preserve">, MLP) y </w:t>
-      </w:r>
-      <w:proofErr w:type="spellStart"/>
-      <w:r>
-        <w:t>explicabilidad</w:t>
-      </w:r>
-      <w:proofErr w:type="spellEnd"/>
-      <w:r>
-        <w:t xml:space="preserve"> SHAP.</w:t>
+        <w:t xml:space="preserve">análisis exploratorio, evaluación de calidad, limpieza, codificación y escalado del dataset AI4I 2020, además de un primer modelado con tres técnicas (Random Forest, XGBoost, MLP) y explicabilidad SHAP.</w:t>
       </w:r>
     </w:p>
     <w:p>
@@ -1826,47 +1078,7 @@
         <w:t xml:space="preserve">Fase 3 (Validación y optimización — este informe): </w:t>
       </w:r>
       <w:r>
-        <w:t xml:space="preserve">ampliación a tres técnicas de Machine </w:t>
-      </w:r>
-      <w:proofErr w:type="spellStart"/>
-      <w:r>
-        <w:t>Learning</w:t>
-      </w:r>
-      <w:proofErr w:type="spellEnd"/>
-      <w:r>
-        <w:t xml:space="preserve"> y tres arquitecturas de Deep </w:t>
-      </w:r>
-      <w:proofErr w:type="spellStart"/>
-      <w:r>
-        <w:t>Learning</w:t>
-      </w:r>
-      <w:proofErr w:type="spellEnd"/>
-      <w:r>
-        <w:t xml:space="preserve">, comparación de tres estrategias de balanceo de clases, ajuste de </w:t>
-      </w:r>
-      <w:proofErr w:type="spellStart"/>
-      <w:r>
-        <w:t>hiperparámetros</w:t>
-      </w:r>
-      <w:proofErr w:type="spellEnd"/>
-      <w:r>
-        <w:t xml:space="preserve"> mediante </w:t>
-      </w:r>
-      <w:proofErr w:type="spellStart"/>
-      <w:r>
-        <w:t>GridSearchCV</w:t>
-      </w:r>
-      <w:proofErr w:type="spellEnd"/>
-      <w:r>
-        <w:t>, reorganización del repositorio en carpetas estandarizadas (</w:t>
-      </w:r>
-      <w:proofErr w:type="spellStart"/>
-      <w:r>
-        <w:t>datasets</w:t>
-      </w:r>
-      <w:proofErr w:type="spellEnd"/>
-      <w:r>
-        <w:t>, notebooks, modelos, backend, frontend) y avance en la integración frontend/backend.</w:t>
+        <w:t xml:space="preserve">ampliación a tres técnicas de Machine Learning y tres arquitecturas de Deep Learning, comparación de tres estrategias de balanceo de clases, ajuste de hiperparámetros mediante GridSearchCV, reorganización del repositorio en carpetas estandarizadas (datasets, notebooks, modelos, backend, frontend) y avance en la integración frontend/backend.</w:t>
       </w:r>
     </w:p>
     <w:p>
@@ -2076,25 +1288,7 @@
                 <w:sz w:val="19"/>
                 <w:szCs w:val="19"/>
               </w:rPr>
-              <w:t xml:space="preserve">11–14 </w:t>
-            </w:r>
-            <w:proofErr w:type="spellStart"/>
-            <w:r>
-              <w:rPr>
-                <w:color w:val="1A1A1A"/>
-                <w:sz w:val="19"/>
-                <w:szCs w:val="19"/>
-              </w:rPr>
-              <w:t>ago</w:t>
-            </w:r>
-            <w:proofErr w:type="spellEnd"/>
-            <w:r>
-              <w:rPr>
-                <w:color w:val="1A1A1A"/>
-                <w:sz w:val="19"/>
-                <w:szCs w:val="19"/>
-              </w:rPr>
-              <w:t xml:space="preserve"> 2026</w:t>
+              <w:t xml:space="preserve">11–14 ago 2026</w:t>
             </w:r>
           </w:p>
         </w:tc>
@@ -2119,25 +1313,7 @@
                 <w:sz w:val="19"/>
                 <w:szCs w:val="19"/>
               </w:rPr>
-              <w:t>Reorganización del repositorio (</w:t>
-            </w:r>
-            <w:proofErr w:type="spellStart"/>
-            <w:r>
-              <w:rPr>
-                <w:color w:val="1A1A1A"/>
-                <w:sz w:val="19"/>
-                <w:szCs w:val="19"/>
-              </w:rPr>
-              <w:t>datasets</w:t>
-            </w:r>
-            <w:proofErr w:type="spellEnd"/>
-            <w:r>
-              <w:rPr>
-                <w:color w:val="1A1A1A"/>
-                <w:sz w:val="19"/>
-                <w:szCs w:val="19"/>
-              </w:rPr>
-              <w:t>/notebooks/modelos) y corrección de rutas del pipeline</w:t>
+              <w:t>Reorganización del repositorio (datasets/notebooks/modelos) y corrección de rutas del pipeline</w:t>
             </w:r>
           </w:p>
         </w:tc>
@@ -2189,25 +1365,7 @@
                 <w:sz w:val="19"/>
                 <w:szCs w:val="19"/>
               </w:rPr>
-              <w:t xml:space="preserve">13–14 </w:t>
-            </w:r>
-            <w:proofErr w:type="spellStart"/>
-            <w:r>
-              <w:rPr>
-                <w:color w:val="1A1A1A"/>
-                <w:sz w:val="19"/>
-                <w:szCs w:val="19"/>
-              </w:rPr>
-              <w:t>ago</w:t>
-            </w:r>
-            <w:proofErr w:type="spellEnd"/>
-            <w:r>
-              <w:rPr>
-                <w:color w:val="1A1A1A"/>
-                <w:sz w:val="19"/>
-                <w:szCs w:val="19"/>
-              </w:rPr>
-              <w:t xml:space="preserve"> 2026</w:t>
+              <w:t xml:space="preserve">13–14 ago 2026</w:t>
             </w:r>
           </w:p>
         </w:tc>
@@ -2281,25 +1439,7 @@
                 <w:sz w:val="19"/>
                 <w:szCs w:val="19"/>
               </w:rPr>
-              <w:t xml:space="preserve">13–17 </w:t>
-            </w:r>
-            <w:proofErr w:type="spellStart"/>
-            <w:r>
-              <w:rPr>
-                <w:color w:val="1A1A1A"/>
-                <w:sz w:val="19"/>
-                <w:szCs w:val="19"/>
-              </w:rPr>
-              <w:t>ago</w:t>
-            </w:r>
-            <w:proofErr w:type="spellEnd"/>
-            <w:r>
-              <w:rPr>
-                <w:color w:val="1A1A1A"/>
-                <w:sz w:val="19"/>
-                <w:szCs w:val="19"/>
-              </w:rPr>
-              <w:t xml:space="preserve"> 2026</w:t>
+              <w:t xml:space="preserve">13–17 ago 2026</w:t>
             </w:r>
           </w:p>
         </w:tc>
@@ -2376,25 +1516,7 @@
                 <w:sz w:val="19"/>
                 <w:szCs w:val="19"/>
               </w:rPr>
-              <w:t xml:space="preserve">15–17 </w:t>
-            </w:r>
-            <w:proofErr w:type="spellStart"/>
-            <w:r>
-              <w:rPr>
-                <w:color w:val="1A1A1A"/>
-                <w:sz w:val="19"/>
-                <w:szCs w:val="19"/>
-              </w:rPr>
-              <w:t>ago</w:t>
-            </w:r>
-            <w:proofErr w:type="spellEnd"/>
-            <w:r>
-              <w:rPr>
-                <w:color w:val="1A1A1A"/>
-                <w:sz w:val="19"/>
-                <w:szCs w:val="19"/>
-              </w:rPr>
-              <w:t xml:space="preserve"> 2026</w:t>
+              <w:t xml:space="preserve">15–17 ago 2026</w:t>
             </w:r>
           </w:p>
         </w:tc>
@@ -2468,25 +1590,7 @@
                 <w:sz w:val="19"/>
                 <w:szCs w:val="19"/>
               </w:rPr>
-              <w:t xml:space="preserve">18–24 </w:t>
-            </w:r>
-            <w:proofErr w:type="spellStart"/>
-            <w:r>
-              <w:rPr>
-                <w:color w:val="1A1A1A"/>
-                <w:sz w:val="19"/>
-                <w:szCs w:val="19"/>
-              </w:rPr>
-              <w:t>ago</w:t>
-            </w:r>
-            <w:proofErr w:type="spellEnd"/>
-            <w:r>
-              <w:rPr>
-                <w:color w:val="1A1A1A"/>
-                <w:sz w:val="19"/>
-                <w:szCs w:val="19"/>
-              </w:rPr>
-              <w:t xml:space="preserve"> 2026</w:t>
+              <w:t xml:space="preserve">18–24 ago 2026</w:t>
             </w:r>
           </w:p>
         </w:tc>
@@ -2563,25 +1667,7 @@
                 <w:sz w:val="19"/>
                 <w:szCs w:val="19"/>
               </w:rPr>
-              <w:t xml:space="preserve">25–28 </w:t>
-            </w:r>
-            <w:proofErr w:type="spellStart"/>
-            <w:r>
-              <w:rPr>
-                <w:color w:val="1A1A1A"/>
-                <w:sz w:val="19"/>
-                <w:szCs w:val="19"/>
-              </w:rPr>
-              <w:t>ago</w:t>
-            </w:r>
-            <w:proofErr w:type="spellEnd"/>
-            <w:r>
-              <w:rPr>
-                <w:color w:val="1A1A1A"/>
-                <w:sz w:val="19"/>
-                <w:szCs w:val="19"/>
-              </w:rPr>
-              <w:t xml:space="preserve"> 2026</w:t>
+              <w:t xml:space="preserve">25–28 ago 2026</w:t>
             </w:r>
           </w:p>
         </w:tc>
@@ -2636,43 +1722,9 @@
           <w:sz w:val="24"/>
           <w:szCs w:val="24"/>
         </w:rPr>
-        <w:t xml:space="preserve">4.a. Comparación de técnicas de Machine </w:t>
-      </w:r>
-      <w:proofErr w:type="spellStart"/>
-      <w:r>
-        <w:rPr>
-          <w:b/>
-          <w:bCs/>
-          <w:color w:val="1F5C99"/>
-          <w:sz w:val="24"/>
-          <w:szCs w:val="24"/>
-        </w:rPr>
-        <w:t>Learning</w:t>
-      </w:r>
-      <w:proofErr w:type="spellEnd"/>
-      <w:r>
-        <w:rPr>
-          <w:b/>
-          <w:bCs/>
-          <w:color w:val="1F5C99"/>
-          <w:sz w:val="24"/>
-          <w:szCs w:val="24"/>
-        </w:rPr>
-        <w:t xml:space="preserve"> y arquitecturas de Deep </w:t>
-      </w:r>
-      <w:proofErr w:type="spellStart"/>
-      <w:r>
-        <w:rPr>
-          <w:b/>
-          <w:bCs/>
-          <w:color w:val="1F5C99"/>
-          <w:sz w:val="24"/>
-          <w:szCs w:val="24"/>
-        </w:rPr>
-        <w:t>Learning</w:t>
+        <w:t xml:space="preserve">4.a. Comparación de técnicas de Machine Learning y arquitecturas de Deep Learning</w:t>
       </w:r>
       <w:bookmarkEnd w:id="8"/>
-      <w:proofErr w:type="spellEnd"/>
     </w:p>
     <w:p>
       <w:pPr>
@@ -2680,31 +1732,7 @@
         <w:jc w:val="both"/>
       </w:pPr>
       <w:r>
-        <w:t xml:space="preserve">Con el objetivo de seleccionar el modelo más adecuado para el núcleo predictivo de </w:t>
-      </w:r>
-      <w:proofErr w:type="spellStart"/>
-      <w:r>
-        <w:t>Perfectime</w:t>
-      </w:r>
-      <w:proofErr w:type="spellEnd"/>
-      <w:r>
-        <w:t xml:space="preserve">, se entrenaron y compararon seis modelos sobre el mismo conjunto de entrenamiento balanceado con SMOTE y evaluados sobre el mismo conjunto de prueba (3.000 registros, nunca utilizado durante el entrenamiento): tres técnicas de Machine </w:t>
-      </w:r>
-      <w:proofErr w:type="spellStart"/>
-      <w:r>
-        <w:t>Learning</w:t>
-      </w:r>
-      <w:proofErr w:type="spellEnd"/>
-      <w:r>
-        <w:t xml:space="preserve"> clásico y tres arquitecturas de Deep </w:t>
-      </w:r>
-      <w:proofErr w:type="spellStart"/>
-      <w:r>
-        <w:t>Learning</w:t>
-      </w:r>
-      <w:proofErr w:type="spellEnd"/>
-      <w:r>
-        <w:t xml:space="preserve"> (variantes de Perceptrón Multicapa).</w:t>
+        <w:t xml:space="preserve">Con el objetivo de seleccionar el modelo más adecuado para el núcleo predictivo de Perfectime, se entrenaron y compararon seis modelos sobre el mismo conjunto de entrenamiento balanceado con SMOTE y evaluados sobre el mismo conjunto de prueba (3.000 registros, nunca utilizado durante el entrenamiento): tres técnicas de Machine Learning clásico y tres arquitecturas de Deep Learning (variantes de Perceptrón Multicapa).</w:t>
       </w:r>
     </w:p>
     <w:tbl>
@@ -2809,7 +1837,6 @@
             <w:pPr>
               <w:jc w:val="center"/>
             </w:pPr>
-            <w:proofErr w:type="spellStart"/>
             <w:r>
               <w:rPr>
                 <w:b/>
@@ -2820,7 +1847,6 @@
               </w:rPr>
               <w:t>Accuracy</w:t>
             </w:r>
-            <w:proofErr w:type="spellEnd"/>
           </w:p>
         </w:tc>
         <w:tc>
@@ -2839,7 +1865,6 @@
             <w:pPr>
               <w:jc w:val="center"/>
             </w:pPr>
-            <w:proofErr w:type="spellStart"/>
             <w:r>
               <w:rPr>
                 <w:b/>
@@ -2850,7 +1875,6 @@
               </w:rPr>
               <w:t>Precision</w:t>
             </w:r>
-            <w:proofErr w:type="spellEnd"/>
           </w:p>
         </w:tc>
         <w:tc>
@@ -2869,7 +1893,6 @@
             <w:pPr>
               <w:jc w:val="center"/>
             </w:pPr>
-            <w:proofErr w:type="spellStart"/>
             <w:r>
               <w:rPr>
                 <w:b/>
@@ -2880,7 +1903,6 @@
               </w:rPr>
               <w:t>Recall</w:t>
             </w:r>
-            <w:proofErr w:type="spellEnd"/>
           </w:p>
         </w:tc>
         <w:tc>
@@ -2984,25 +2006,7 @@
                 <w:sz w:val="19"/>
                 <w:szCs w:val="19"/>
               </w:rPr>
-              <w:t>ML — Ensamble (</w:t>
-            </w:r>
-            <w:proofErr w:type="spellStart"/>
-            <w:r>
-              <w:rPr>
-                <w:color w:val="1A1A1A"/>
-                <w:sz w:val="19"/>
-                <w:szCs w:val="19"/>
-              </w:rPr>
-              <w:t>Bagging</w:t>
-            </w:r>
-            <w:proofErr w:type="spellEnd"/>
-            <w:r>
-              <w:rPr>
-                <w:color w:val="1A1A1A"/>
-                <w:sz w:val="19"/>
-                <w:szCs w:val="19"/>
-              </w:rPr>
-              <w:t>)</w:t>
+              <w:t>ML — Ensamble (Bagging)</w:t>
             </w:r>
           </w:p>
         </w:tc>
@@ -3146,7 +2150,6 @@
             <w:vAlign w:val="center"/>
           </w:tcPr>
           <w:p>
-            <w:proofErr w:type="spellStart"/>
             <w:r>
               <w:rPr>
                 <w:color w:val="1A1A1A"/>
@@ -3155,7 +2158,6 @@
               </w:rPr>
               <w:t>XGBoost</w:t>
             </w:r>
-            <w:proofErr w:type="spellEnd"/>
           </w:p>
         </w:tc>
         <w:tc>
@@ -3180,25 +2182,7 @@
                 <w:sz w:val="19"/>
                 <w:szCs w:val="19"/>
               </w:rPr>
-              <w:t>ML — Ensamble (</w:t>
-            </w:r>
-            <w:proofErr w:type="spellStart"/>
-            <w:r>
-              <w:rPr>
-                <w:color w:val="1A1A1A"/>
-                <w:sz w:val="19"/>
-                <w:szCs w:val="19"/>
-              </w:rPr>
-              <w:t>Boosting</w:t>
-            </w:r>
-            <w:proofErr w:type="spellEnd"/>
-            <w:r>
-              <w:rPr>
-                <w:color w:val="1A1A1A"/>
-                <w:sz w:val="19"/>
-                <w:szCs w:val="19"/>
-              </w:rPr>
-              <w:t>)</w:t>
+              <w:t>ML — Ensamble (Boosting)</w:t>
             </w:r>
           </w:p>
         </w:tc>
@@ -4057,29 +3041,7 @@
           <w:sz w:val="19"/>
           <w:szCs w:val="19"/>
         </w:rPr>
-        <w:t>Tabla 2. Comparación de las 3 técnicas de ML y las 3 arquitecturas de DL sobre el conjunto de prueba (resultados obtenidos en notebooks/</w:t>
-      </w:r>
-      <w:proofErr w:type="spellStart"/>
-      <w:r>
-        <w:rPr>
-          <w:i/>
-          <w:iCs/>
-          <w:color w:val="6B7280"/>
-          <w:sz w:val="19"/>
-          <w:szCs w:val="19"/>
-        </w:rPr>
-        <w:t>Sumativa.ipynb</w:t>
-      </w:r>
-      <w:proofErr w:type="spellEnd"/>
-      <w:r>
-        <w:rPr>
-          <w:i/>
-          <w:iCs/>
-          <w:color w:val="6B7280"/>
-          <w:sz w:val="19"/>
-          <w:szCs w:val="19"/>
-        </w:rPr>
-        <w:t>, sección 8.2).</w:t>
+        <w:t>Tabla 2. Comparación de las 3 técnicas de ML y las 3 arquitecturas de DL sobre el conjunto de prueba (resultados obtenidos en notebooks/Sumativa.ipynb, sección 8.2).</w:t>
       </w:r>
     </w:p>
     <w:p>
@@ -4087,21 +3049,8 @@
         <w:spacing w:after="160" w:line="276" w:lineRule="auto"/>
         <w:jc w:val="both"/>
       </w:pPr>
-      <w:proofErr w:type="spellStart"/>
-      <w:r>
-        <w:t>XGBoost</w:t>
-      </w:r>
-      <w:proofErr w:type="spellEnd"/>
-      <w:r>
-        <w:t xml:space="preserve"> obtiene el mejor desempeño global (AUC-ROC 0,9780; F1-Score 0,6810), seguido de cerca por dos de las arquitecturas de Deep </w:t>
-      </w:r>
-      <w:proofErr w:type="spellStart"/>
-      <w:r>
-        <w:t>Learning</w:t>
-      </w:r>
-      <w:proofErr w:type="spellEnd"/>
-      <w:r>
-        <w:t>: la MLP ancha (AUC 0,9744) y la MLP superficial (AUC 0,9692). Un hallazgo relevante es que la MLP profunda —con más capas y parámetros— obtuvo un desempeño inferior a las otras dos arquitecturas neuronales (AUC 0,9492, el más bajo entre las tres DL). Esto es consistente con la literatura: en problemas tabulares de baja dimensionalidad como este (7 variables predictoras), aumentar la profundidad de la red no necesariamente mejora la capacidad de representación y puede, en cambio, dificultar la optimización con un volumen de datos moderado (Goodfellow et al., 2016).</w:t>
+      <w:r>
+        <w:t xml:space="preserve">XGBoost obtiene el mejor desempeño global (AUC-ROC 0,9780; F1-Score 0,6810), seguido de cerca por dos de las arquitecturas de Deep Learning: la MLP ancha (AUC 0,9744) y la MLP superficial (AUC 0,9692). Un hallazgo relevante es que la MLP profunda —con más capas y parámetros— obtuvo un desempeño inferior a las otras dos arquitecturas neuronales (AUC 0,9492, el más bajo entre las tres DL). Esto es consistente con la literatura: en problemas tabulares de baja dimensionalidad como este (7 variables predictoras), aumentar la profundidad de la red no necesariamente mejora la capacidad de representación y puede, en cambio, dificultar la optimización con un volumen de datos moderado (Goodfellow et al., 2016).</w:t>
       </w:r>
     </w:p>
     <w:p>
@@ -4110,23 +3059,7 @@
         <w:jc w:val="both"/>
       </w:pPr>
       <w:r>
-        <w:t xml:space="preserve">La Regresión Logística, al ser un modelo lineal, obtuvo el desempeño más bajo (AUC 0,8888): su </w:t>
-      </w:r>
-      <w:proofErr w:type="spellStart"/>
-      <w:r>
-        <w:t>Recall</w:t>
-      </w:r>
-      <w:proofErr w:type="spellEnd"/>
-      <w:r>
-        <w:t xml:space="preserve"> es alto (0,8039) pero su </w:t>
-      </w:r>
-      <w:proofErr w:type="spellStart"/>
-      <w:r>
-        <w:t>Precision</w:t>
-      </w:r>
-      <w:proofErr w:type="spellEnd"/>
-      <w:r>
-        <w:t xml:space="preserve"> es muy baja (0,1475), ya que al no poder trazar una frontera de decisión no lineal necesita clasificar como "riesgo" a muchos registros para capturar la mayoría de las fallas reales, generando numerosas falsas alarmas. Este resultado confirma empíricamente la necesidad de modelos no lineales (ensambles de árboles o redes neuronales) para este problema.</w:t>
+        <w:t xml:space="preserve">La Regresión Logística, al ser un modelo lineal, obtuvo el desempeño más bajo (AUC 0,8888): su Recall es alto (0,8039) pero su Precision es muy baja (0,1475), ya que al no poder trazar una frontera de decisión no lineal necesita clasificar como "riesgo" a muchos registros para capturar la mayoría de las fallas reales, generando numerosas falsas alarmas. Este resultado confirma empíricamente la necesidad de modelos no lineales (ensambles de árboles o redes neuronales) para este problema.</w:t>
       </w:r>
     </w:p>
     <w:p>
@@ -4327,18 +3260,8 @@
                 <w:sz w:val="19"/>
                 <w:szCs w:val="19"/>
               </w:rPr>
-              <w:t>Carga de archivos CSV por lotes vía POST /</w:t>
-            </w:r>
-            <w:proofErr w:type="spellStart"/>
-            <w:r>
-              <w:rPr>
-                <w:color w:val="1A1A1A"/>
-                <w:sz w:val="19"/>
-                <w:szCs w:val="19"/>
-              </w:rPr>
-              <w:t>predict-batch</w:t>
-            </w:r>
-            <w:proofErr w:type="spellEnd"/>
+              <w:t>Carga de archivos CSV por lotes vía POST /predict-batch</w:t>
+            </w:r>
           </w:p>
         </w:tc>
         <w:tc>
@@ -4413,18 +3336,8 @@
                 <w:sz w:val="19"/>
                 <w:szCs w:val="19"/>
               </w:rPr>
-              <w:t xml:space="preserve">Validación de estructura y rangos de los datos mediante esquemas </w:t>
-            </w:r>
-            <w:proofErr w:type="spellStart"/>
-            <w:r>
-              <w:rPr>
-                <w:color w:val="1A1A1A"/>
-                <w:sz w:val="19"/>
-                <w:szCs w:val="19"/>
-              </w:rPr>
-              <w:t>Pydantic</w:t>
-            </w:r>
-            <w:proofErr w:type="spellEnd"/>
+              <w:t xml:space="preserve">Validación de estructura y rangos de los datos mediante esquemas Pydantic</w:t>
+            </w:r>
           </w:p>
         </w:tc>
         <w:tc>
@@ -4499,25 +3412,7 @@
                 <w:sz w:val="19"/>
                 <w:szCs w:val="19"/>
               </w:rPr>
-              <w:t xml:space="preserve">Preprocesamiento idéntico a entrenamiento (One-Hot + </w:t>
-            </w:r>
-            <w:proofErr w:type="spellStart"/>
-            <w:r>
-              <w:rPr>
-                <w:color w:val="1A1A1A"/>
-                <w:sz w:val="19"/>
-                <w:szCs w:val="19"/>
-              </w:rPr>
-              <w:t>StandardScaler</w:t>
-            </w:r>
-            <w:proofErr w:type="spellEnd"/>
-            <w:r>
-              <w:rPr>
-                <w:color w:val="1A1A1A"/>
-                <w:sz w:val="19"/>
-                <w:szCs w:val="19"/>
-              </w:rPr>
-              <w:t>) en la inferencia</w:t>
+              <w:t xml:space="preserve">Preprocesamiento idéntico a entrenamiento (One-Hot + StandardScaler) en la inferencia</w:t>
             </w:r>
           </w:p>
         </w:tc>
@@ -4593,25 +3488,7 @@
                 <w:sz w:val="19"/>
                 <w:szCs w:val="19"/>
               </w:rPr>
-              <w:t xml:space="preserve">Estimación de probabilidad de falla mediante el modelo </w:t>
-            </w:r>
-            <w:proofErr w:type="spellStart"/>
-            <w:r>
-              <w:rPr>
-                <w:color w:val="1A1A1A"/>
-                <w:sz w:val="19"/>
-                <w:szCs w:val="19"/>
-              </w:rPr>
-              <w:t>XGBoost</w:t>
-            </w:r>
-            <w:proofErr w:type="spellEnd"/>
-            <w:r>
-              <w:rPr>
-                <w:color w:val="1A1A1A"/>
-                <w:sz w:val="19"/>
-                <w:szCs w:val="19"/>
-              </w:rPr>
-              <w:t xml:space="preserve"> servido</w:t>
+              <w:t xml:space="preserve">Estimación de probabilidad de falla mediante el modelo XGBoost servido</w:t>
             </w:r>
           </w:p>
         </w:tc>
@@ -4711,25 +3588,7 @@
                 <w:sz w:val="19"/>
                 <w:szCs w:val="19"/>
               </w:rPr>
-              <w:t xml:space="preserve">Implementado en backend; pantalla de </w:t>
-            </w:r>
-            <w:proofErr w:type="spellStart"/>
-            <w:r>
-              <w:rPr>
-                <w:color w:val="1A1A1A"/>
-                <w:sz w:val="19"/>
-                <w:szCs w:val="19"/>
-              </w:rPr>
-              <w:t>explicabilidad</w:t>
-            </w:r>
-            <w:proofErr w:type="spellEnd"/>
-            <w:r>
-              <w:rPr>
-                <w:color w:val="1A1A1A"/>
-                <w:sz w:val="19"/>
-                <w:szCs w:val="19"/>
-              </w:rPr>
-              <w:t xml:space="preserve"> aún simulada</w:t>
+              <w:t xml:space="preserve">Implementado en backend; pantalla de explicabilidad aún simulada</w:t>
             </w:r>
           </w:p>
         </w:tc>
@@ -5000,41 +3859,13 @@
             <w:pPr>
               <w:jc w:val="center"/>
             </w:pPr>
-            <w:proofErr w:type="spellStart"/>
-            <w:r>
-              <w:rPr>
-                <w:color w:val="1A1A1A"/>
-                <w:sz w:val="19"/>
-                <w:szCs w:val="19"/>
-              </w:rPr>
-              <w:t>Endpoint</w:t>
-            </w:r>
-            <w:proofErr w:type="spellEnd"/>
-            <w:r>
-              <w:rPr>
-                <w:color w:val="1A1A1A"/>
-                <w:sz w:val="19"/>
-                <w:szCs w:val="19"/>
-              </w:rPr>
-              <w:t xml:space="preserve"> de monitoreo (GET /</w:t>
-            </w:r>
-            <w:proofErr w:type="spellStart"/>
-            <w:r>
-              <w:rPr>
-                <w:color w:val="1A1A1A"/>
-                <w:sz w:val="19"/>
-                <w:szCs w:val="19"/>
-              </w:rPr>
-              <w:t>health</w:t>
-            </w:r>
-            <w:proofErr w:type="spellEnd"/>
-            <w:r>
-              <w:rPr>
-                <w:color w:val="1A1A1A"/>
-                <w:sz w:val="19"/>
-                <w:szCs w:val="19"/>
-              </w:rPr>
-              <w:t>)</w:t>
+            <w:r>
+              <w:rPr>
+                <w:color w:val="1A1A1A"/>
+                <w:sz w:val="19"/>
+                <w:szCs w:val="19"/>
+              </w:rPr>
+              <w:t xml:space="preserve">Endpoint de monitoreo (GET /health)</w:t>
             </w:r>
           </w:p>
         </w:tc>
@@ -5392,7 +4223,6 @@
             <w:vAlign w:val="center"/>
           </w:tcPr>
           <w:p>
-            <w:proofErr w:type="spellStart"/>
             <w:r>
               <w:rPr>
                 <w:color w:val="1A1A1A"/>
@@ -5401,7 +4231,6 @@
               </w:rPr>
               <w:t>Monitoreabilidad</w:t>
             </w:r>
-            <w:proofErr w:type="spellEnd"/>
           </w:p>
         </w:tc>
         <w:tc>
@@ -5425,43 +4254,7 @@
                 <w:sz w:val="19"/>
                 <w:szCs w:val="19"/>
               </w:rPr>
-              <w:t xml:space="preserve">Registro de predicciones, archivos procesados y disponibilidad del modelo mediante el </w:t>
-            </w:r>
-            <w:proofErr w:type="spellStart"/>
-            <w:r>
-              <w:rPr>
-                <w:color w:val="1A1A1A"/>
-                <w:sz w:val="19"/>
-                <w:szCs w:val="19"/>
-              </w:rPr>
-              <w:t>endpoint</w:t>
-            </w:r>
-            <w:proofErr w:type="spellEnd"/>
-            <w:r>
-              <w:rPr>
-                <w:color w:val="1A1A1A"/>
-                <w:sz w:val="19"/>
-                <w:szCs w:val="19"/>
-              </w:rPr>
-              <w:t xml:space="preserve"> /</w:t>
-            </w:r>
-            <w:proofErr w:type="spellStart"/>
-            <w:r>
-              <w:rPr>
-                <w:color w:val="1A1A1A"/>
-                <w:sz w:val="19"/>
-                <w:szCs w:val="19"/>
-              </w:rPr>
-              <w:t>health</w:t>
-            </w:r>
-            <w:proofErr w:type="spellEnd"/>
-            <w:r>
-              <w:rPr>
-                <w:color w:val="1A1A1A"/>
-                <w:sz w:val="19"/>
-                <w:szCs w:val="19"/>
-              </w:rPr>
-              <w:t>.</w:t>
+              <w:t xml:space="preserve">Registro de predicciones, archivos procesados y disponibilidad del modelo mediante el endpoint /health.</w:t>
             </w:r>
           </w:p>
         </w:tc>
@@ -5512,25 +4305,7 @@
                 <w:sz w:val="19"/>
                 <w:szCs w:val="19"/>
               </w:rPr>
-              <w:t>Estructura de carpetas estandarizada (</w:t>
-            </w:r>
-            <w:proofErr w:type="spellStart"/>
-            <w:r>
-              <w:rPr>
-                <w:color w:val="1A1A1A"/>
-                <w:sz w:val="19"/>
-                <w:szCs w:val="19"/>
-              </w:rPr>
-              <w:t>datasets</w:t>
-            </w:r>
-            <w:proofErr w:type="spellEnd"/>
-            <w:r>
-              <w:rPr>
-                <w:color w:val="1A1A1A"/>
-                <w:sz w:val="19"/>
-                <w:szCs w:val="19"/>
-              </w:rPr>
-              <w:t>, notebooks, modelos, backend, frontend) y rutas del pipeline independientes del directorio de ejecución.</w:t>
+              <w:t>Estructura de carpetas estandarizada (datasets, notebooks, modelos, backend, frontend) y rutas del pipeline independientes del directorio de ejecución.</w:t>
             </w:r>
           </w:p>
         </w:tc>
@@ -5579,25 +4354,7 @@
                 <w:sz w:val="19"/>
                 <w:szCs w:val="19"/>
               </w:rPr>
-              <w:t xml:space="preserve">Entorno reproducible mediante </w:t>
-            </w:r>
-            <w:proofErr w:type="spellStart"/>
-            <w:r>
-              <w:rPr>
-                <w:color w:val="1A1A1A"/>
-                <w:sz w:val="19"/>
-                <w:szCs w:val="19"/>
-              </w:rPr>
-              <w:t>environment.yml</w:t>
-            </w:r>
-            <w:proofErr w:type="spellEnd"/>
-            <w:r>
-              <w:rPr>
-                <w:color w:val="1A1A1A"/>
-                <w:sz w:val="19"/>
-                <w:szCs w:val="19"/>
-              </w:rPr>
-              <w:t xml:space="preserve"> (Conda) documentado en el README.</w:t>
+              <w:t xml:space="preserve">Entorno reproducible mediante environment.yml (Conda) documentado en el README.</w:t>
             </w:r>
           </w:p>
         </w:tc>
@@ -5643,47 +4400,7 @@
         <w:jc w:val="both"/>
       </w:pPr>
       <w:r>
-        <w:t xml:space="preserve">La arquitectura final de </w:t>
-      </w:r>
-      <w:proofErr w:type="spellStart"/>
-      <w:r>
-        <w:t>Perfectime</w:t>
-      </w:r>
-      <w:proofErr w:type="spellEnd"/>
-      <w:r>
-        <w:t xml:space="preserve"> utiliza </w:t>
-      </w:r>
-      <w:proofErr w:type="spellStart"/>
-      <w:r>
-        <w:t>XGBoost</w:t>
-      </w:r>
-      <w:proofErr w:type="spellEnd"/>
-      <w:r>
-        <w:t xml:space="preserve"> como modelo de producción, por ser la técnica con mejor equilibrio entre desempeño (AUC-ROC 0,9780), capacidad de manejar el desbalance de clases y </w:t>
-      </w:r>
-      <w:proofErr w:type="spellStart"/>
-      <w:r>
-        <w:t>explicabilidad</w:t>
-      </w:r>
-      <w:proofErr w:type="spellEnd"/>
-      <w:r>
-        <w:t xml:space="preserve"> vía SHAP (</w:t>
-      </w:r>
-      <w:proofErr w:type="spellStart"/>
-      <w:r>
-        <w:t>TreeExplainer</w:t>
-      </w:r>
-      <w:proofErr w:type="spellEnd"/>
-      <w:r>
-        <w:t xml:space="preserve">). No obstante, la decisión se fundamenta en la comparación sistemática contra las otras cinco técnicas, incluyendo tres arquitecturas de Deep </w:t>
-      </w:r>
-      <w:proofErr w:type="spellStart"/>
-      <w:r>
-        <w:t>Learning</w:t>
-      </w:r>
-      <w:proofErr w:type="spellEnd"/>
-      <w:r>
-        <w:t xml:space="preserve"> cuyo diseño se detalla a continuación.</w:t>
+        <w:t xml:space="preserve">La arquitectura final de Perfectime utiliza XGBoost como modelo de producción, por ser la técnica con mejor equilibrio entre desempeño (AUC-ROC 0,9780), capacidad de manejar el desbalance de clases y explicabilidad vía SHAP (TreeExplainer). No obstante, la decisión se fundamenta en la comparación sistemática contra las otras cinco técnicas, incluyendo tres arquitecturas de Deep Learning cuyo diseño se detalla a continuación.</w:t>
       </w:r>
     </w:p>
     <w:tbl>
@@ -5972,7 +4689,6 @@
             <w:pPr>
               <w:jc w:val="center"/>
             </w:pPr>
-            <w:proofErr w:type="spellStart"/>
             <w:r>
               <w:rPr>
                 <w:color w:val="1A1A1A"/>
@@ -5981,7 +4697,6 @@
               </w:rPr>
               <w:t>ReLU</w:t>
             </w:r>
-            <w:proofErr w:type="spellEnd"/>
           </w:p>
         </w:tc>
         <w:tc>
@@ -6127,7 +4842,6 @@
             <w:pPr>
               <w:jc w:val="center"/>
             </w:pPr>
-            <w:proofErr w:type="spellStart"/>
             <w:r>
               <w:rPr>
                 <w:color w:val="1A1A1A"/>
@@ -6136,7 +4850,6 @@
               </w:rPr>
               <w:t>ReLU</w:t>
             </w:r>
-            <w:proofErr w:type="spellEnd"/>
           </w:p>
         </w:tc>
         <w:tc>
@@ -6280,7 +4993,6 @@
             <w:pPr>
               <w:jc w:val="center"/>
             </w:pPr>
-            <w:proofErr w:type="spellStart"/>
             <w:r>
               <w:rPr>
                 <w:color w:val="1A1A1A"/>
@@ -6289,7 +5001,6 @@
               </w:rPr>
               <w:t>ReLU</w:t>
             </w:r>
-            <w:proofErr w:type="spellEnd"/>
           </w:p>
         </w:tc>
         <w:tc>
@@ -6358,73 +5069,7 @@
           <w:szCs w:val="19"/>
         </w:rPr>
         <w:lastRenderedPageBreak/>
-        <w:t xml:space="preserve">Tabla 5. Configuración de las tres arquitecturas de Deep </w:t>
-      </w:r>
-      <w:proofErr w:type="spellStart"/>
-      <w:r>
-        <w:rPr>
-          <w:i/>
-          <w:iCs/>
-          <w:color w:val="6B7280"/>
-          <w:sz w:val="19"/>
-          <w:szCs w:val="19"/>
-        </w:rPr>
-        <w:t>Learning</w:t>
-      </w:r>
-      <w:proofErr w:type="spellEnd"/>
-      <w:r>
-        <w:rPr>
-          <w:i/>
-          <w:iCs/>
-          <w:color w:val="6B7280"/>
-          <w:sz w:val="19"/>
-          <w:szCs w:val="19"/>
-        </w:rPr>
-        <w:t xml:space="preserve"> comparadas (</w:t>
-      </w:r>
-      <w:proofErr w:type="spellStart"/>
-      <w:r>
-        <w:rPr>
-          <w:i/>
-          <w:iCs/>
-          <w:color w:val="6B7280"/>
-          <w:sz w:val="19"/>
-          <w:szCs w:val="19"/>
-        </w:rPr>
-        <w:t>MLPClassifier</w:t>
-      </w:r>
-      <w:proofErr w:type="spellEnd"/>
-      <w:r>
-        <w:rPr>
-          <w:i/>
-          <w:iCs/>
-          <w:color w:val="6B7280"/>
-          <w:sz w:val="19"/>
-          <w:szCs w:val="19"/>
-        </w:rPr>
-        <w:t xml:space="preserve">, </w:t>
-      </w:r>
-      <w:proofErr w:type="spellStart"/>
-      <w:r>
-        <w:rPr>
-          <w:i/>
-          <w:iCs/>
-          <w:color w:val="6B7280"/>
-          <w:sz w:val="19"/>
-          <w:szCs w:val="19"/>
-        </w:rPr>
-        <w:t>scikit-learn</w:t>
-      </w:r>
-      <w:proofErr w:type="spellEnd"/>
-      <w:r>
-        <w:rPr>
-          <w:i/>
-          <w:iCs/>
-          <w:color w:val="6B7280"/>
-          <w:sz w:val="19"/>
-          <w:szCs w:val="19"/>
-        </w:rPr>
-        <w:t>).</w:t>
+        <w:t xml:space="preserve">Tabla 5. Configuración de las tres arquitecturas de Deep Learning comparadas (MLPClassifier, scikit-learn).</w:t>
       </w:r>
     </w:p>
     <w:p>
@@ -6433,15 +5078,7 @@
         <w:jc w:val="both"/>
       </w:pPr>
       <w:r>
-        <w:t xml:space="preserve">Las tres arquitecturas comparten la función de activación </w:t>
-      </w:r>
-      <w:proofErr w:type="spellStart"/>
-      <w:r>
-        <w:t>ReLU</w:t>
-      </w:r>
-      <w:proofErr w:type="spellEnd"/>
-      <w:r>
-        <w:t xml:space="preserve"> en las capas ocultas y el optimizador Adam, variando únicamente la profundidad (número de capas) y el ancho (neuronas por capa), lo que permite aislar el efecto de la capacidad estructural de la red sobre el desempeño. Los resultados (Tabla 2) muestran que la arquitectura ancha (una capa de 128 neuronas) supera a la arquitectura profunda (tres capas de 64-32-16 neuronas), evidenciando que, para las siete variables predictoras de este problema, una mayor capacidad concentrada en una sola capa generaliza mejor que distribuir la misma capacidad en múltiples capas — una arquitectura más profunda introduce más parámetros a optimizar sin una ganancia proporcional de capacidad representacional, dado el tamaño relativamente acotado del conjunto de entrenamiento (13.526 registros tras SMOTE).</w:t>
+        <w:t xml:space="preserve">Las tres arquitecturas comparten la función de activación ReLU en las capas ocultas y el optimizador Adam, variando únicamente la profundidad (número de capas) y el ancho (neuronas por capa), lo que permite aislar el efecto de la capacidad estructural de la red sobre el desempeño. Los resultados (Tabla 2) muestran que la arquitectura ancha (una capa de 128 neuronas) supera a la arquitectura profunda (tres capas de 64-32-16 neuronas), evidenciando que, para las siete variables predictoras de este problema, una mayor capacidad concentrada en una sola capa generaliza mejor que distribuir la misma capacidad en múltiples capas — una arquitectura más profunda introduce más parámetros a optimizar sin una ganancia proporcional de capacidad representacional, dado el tamaño relativamente acotado del conjunto de entrenamiento (13.526 registros tras SMOTE).</w:t>
       </w:r>
     </w:p>
     <w:p>
@@ -6450,79 +5087,7 @@
         <w:jc w:val="both"/>
       </w:pPr>
       <w:r>
-        <w:t xml:space="preserve">Adicionalmente, se ajustaron los </w:t>
-      </w:r>
-      <w:proofErr w:type="spellStart"/>
-      <w:r>
-        <w:t>hiperparámetros</w:t>
-      </w:r>
-      <w:proofErr w:type="spellEnd"/>
-      <w:r>
-        <w:t xml:space="preserve"> de </w:t>
-      </w:r>
-      <w:proofErr w:type="spellStart"/>
-      <w:r>
-        <w:t>XGBoost</w:t>
-      </w:r>
-      <w:proofErr w:type="spellEnd"/>
-      <w:r>
-        <w:t xml:space="preserve"> mediante </w:t>
-      </w:r>
-      <w:proofErr w:type="spellStart"/>
-      <w:r>
-        <w:t>GridSearchCV</w:t>
-      </w:r>
-      <w:proofErr w:type="spellEnd"/>
-      <w:r>
-        <w:t xml:space="preserve"> (108 combinaciones × 5 </w:t>
-      </w:r>
-      <w:proofErr w:type="spellStart"/>
-      <w:r>
-        <w:t>folds</w:t>
-      </w:r>
-      <w:proofErr w:type="spellEnd"/>
-      <w:r>
-        <w:t xml:space="preserve"> de validación cruzada estratificada, optimizando F1-Score de la clase positiva). La configuración óptima resultó en </w:t>
-      </w:r>
-      <w:proofErr w:type="spellStart"/>
-      <w:r>
-        <w:t>n_estimators</w:t>
-      </w:r>
-      <w:proofErr w:type="spellEnd"/>
-      <w:r>
-        <w:t xml:space="preserve">=300, </w:t>
-      </w:r>
-      <w:proofErr w:type="spellStart"/>
-      <w:r>
-        <w:t>max_depth</w:t>
-      </w:r>
-      <w:proofErr w:type="spellEnd"/>
-      <w:r>
-        <w:t xml:space="preserve">=7, </w:t>
-      </w:r>
-      <w:proofErr w:type="spellStart"/>
-      <w:r>
-        <w:t>learning_rate</w:t>
-      </w:r>
-      <w:proofErr w:type="spellEnd"/>
-      <w:r>
-        <w:t xml:space="preserve">=0.2, </w:t>
-      </w:r>
-      <w:proofErr w:type="spellStart"/>
-      <w:r>
-        <w:t>subsample</w:t>
-      </w:r>
-      <w:proofErr w:type="spellEnd"/>
-      <w:r>
-        <w:t xml:space="preserve">=0.8, </w:t>
-      </w:r>
-      <w:proofErr w:type="spellStart"/>
-      <w:r>
-        <w:t>colsample_bytree</w:t>
-      </w:r>
-      <w:proofErr w:type="spellEnd"/>
-      <w:r>
-        <w:t>=1.0, con una mejora marginal sobre el conjunto de prueba (AUC-ROC de 0,9780 a 0,9796; F1-Score de 0,6810 a 0,6840), lo que confirma que el modelo base ya operaba cerca de su capacidad óptima para este problema.</w:t>
+        <w:t xml:space="preserve">Adicionalmente, se ajustaron los hiperparámetros de XGBoost mediante GridSearchCV (108 combinaciones × 5 folds de validación cruzada estratificada, optimizando F1-Score de la clase positiva). La configuración óptima resultó en n_estimators=300, max_depth=7, learning_rate=0.2, subsample=0.8, colsample_bytree=1.0, con una mejora marginal sobre el conjunto de prueba (AUC-ROC de 0,9780 a 0,9796; F1-Score de 0,6810 a 0,6840), lo que confirma que el modelo base ya operaba cerca de su capacidad óptima para este problema.</w:t>
       </w:r>
     </w:p>
     <w:p>
@@ -6614,15 +5179,7 @@
         <w:jc w:val="both"/>
       </w:pPr>
       <w:r>
-        <w:t xml:space="preserve">El conjunto de datos (10.000 registros, 7 variables predictoras tras el preprocesamiento) se dividió en 70 % entrenamiento (7.000 registros) y 30 % prueba (3.000 registros), utilizando muestreo estratificado (parámetro </w:t>
-      </w:r>
-      <w:proofErr w:type="spellStart"/>
-      <w:r>
-        <w:t>stratify</w:t>
-      </w:r>
-      <w:proofErr w:type="spellEnd"/>
-      <w:r>
-        <w:t>) para conservar la proporción original de la variable objetivo (3,39 % de casos con falla) en ambas particiones.</w:t>
+        <w:t xml:space="preserve">El conjunto de datos (10.000 registros, 7 variables predictoras tras el preprocesamiento) se dividió en 70 % entrenamiento (7.000 registros) y 30 % prueba (3.000 registros), utilizando muestreo estratificado (parámetro stratify) para conservar la proporción original de la variable objetivo (3,39 % de casos con falla) en ambas particiones.</w:t>
       </w:r>
     </w:p>
     <w:p>
@@ -6631,15 +5188,26 @@
         <w:jc w:val="both"/>
       </w:pPr>
       <w:r>
-        <w:t>Dado el fuerte desbalance de clases, se compararon tres técnicas de balanceo/muestreo sobre el conjunto de entrenamiento, manteniendo fijo el conjunto de prueba, el modelo (</w:t>
-      </w:r>
-      <w:proofErr w:type="spellStart"/>
-      <w:r>
-        <w:t>XGBoost</w:t>
-      </w:r>
-      <w:proofErr w:type="spellEnd"/>
-      <w:r>
-        <w:t>) y la semilla aleatoria:</w:t>
+        <w:t xml:space="preserve">La validación del modelo no se realiza mediante una tercera partición fija de los datos, sino mediante validación cruzada estratificada de 5 folds (</w:t>
+      </w:r>
+      <w:r>
+        <w:rPr>
+          <w:rStyle w:val="normaltextrun"/>
+          <w:rFonts w:ascii="Consolas" w:hAnsi="Consolas" w:cs="Consolas"/>
+        </w:rPr>
+        <w:t>StratifiedKFold</w:t>
+      </w:r>
+      <w:r>
+        <w:t xml:space="preserve">) aplicada sobre el conjunto de entrenamiento durante la búsqueda de hiperparámetros con GridSearchCV (sección 4.c): en cada una de las 108 combinaciones evaluadas, el conjunto de entrenamiento se subdivide 5 veces en un subconjunto de ajuste y uno de validación, rotando la porción de validación en cada fold. Esta estrategia permite estimar el desempeño del modelo sobre datos no vistos durante el ajuste de hiperparámetros sin reducir el volumen de datos disponible para el entrenamiento final, y sin exponer en ningún momento el conjunto de prueba (3.000 registros) durante la etapa de selección de modelo. El conjunto de prueba se reserva exclusivamente para la evaluación final reportada en la sección 5.</w:t>
+      </w:r>
+    </w:p>
+    <w:p>
+      <w:pPr>
+        <w:spacing w:after="160" w:line="276" w:lineRule="auto"/>
+        <w:jc w:val="both"/>
+      </w:pPr>
+      <w:r>
+        <w:t>Dado el fuerte desbalance de clases, se compararon tres técnicas de balanceo/muestreo sobre el conjunto de entrenamiento, manteniendo fijo el conjunto de prueba, el modelo (XGBoost) y la semilla aleatoria:</w:t>
       </w:r>
     </w:p>
     <w:tbl>
@@ -6718,7 +5286,6 @@
             <w:pPr>
               <w:jc w:val="center"/>
             </w:pPr>
-            <w:proofErr w:type="spellStart"/>
             <w:r>
               <w:rPr>
                 <w:b/>
@@ -6727,9 +5294,26 @@
                 <w:sz w:val="19"/>
                 <w:szCs w:val="19"/>
               </w:rPr>
-              <w:t>N°</w:t>
-            </w:r>
-            <w:proofErr w:type="spellEnd"/>
+              <w:t xml:space="preserve">N° entrenamiento</w:t>
+            </w:r>
+          </w:p>
+        </w:tc>
+        <w:tc>
+          <w:tcPr>
+            <w:tcW w:w="1400" w:type="dxa"/>
+            <w:shd w:val="clear" w:color="auto" w:fill="1F5C99"/>
+            <w:tcMar>
+              <w:top w:w="80" w:type="dxa"/>
+              <w:left w:w="100" w:type="dxa"/>
+              <w:bottom w:w="80" w:type="dxa"/>
+              <w:right w:w="100" w:type="dxa"/>
+            </w:tcMar>
+            <w:vAlign w:val="center"/>
+          </w:tcPr>
+          <w:p>
+            <w:pPr>
+              <w:jc w:val="center"/>
+            </w:pPr>
             <w:r>
               <w:rPr>
                 <w:b/>
@@ -6738,13 +5322,13 @@
                 <w:sz w:val="19"/>
                 <w:szCs w:val="19"/>
               </w:rPr>
-              <w:t xml:space="preserve"> entrenamiento</w:t>
-            </w:r>
-          </w:p>
-        </w:tc>
-        <w:tc>
-          <w:tcPr>
-            <w:tcW w:w="1400" w:type="dxa"/>
+              <w:t>% clase positiva</w:t>
+            </w:r>
+          </w:p>
+        </w:tc>
+        <w:tc>
+          <w:tcPr>
+            <w:tcW w:w="1000" w:type="dxa"/>
             <w:shd w:val="clear" w:color="auto" w:fill="1F5C99"/>
             <w:tcMar>
               <w:top w:w="80" w:type="dxa"/>
@@ -6766,7 +5350,7 @@
                 <w:sz w:val="19"/>
                 <w:szCs w:val="19"/>
               </w:rPr>
-              <w:t>% clase positiva</w:t>
+              <w:t>Accuracy</w:t>
             </w:r>
           </w:p>
         </w:tc>
@@ -6786,7 +5370,6 @@
             <w:pPr>
               <w:jc w:val="center"/>
             </w:pPr>
-            <w:proofErr w:type="spellStart"/>
             <w:r>
               <w:rPr>
                 <w:b/>
@@ -6795,14 +5378,13 @@
                 <w:sz w:val="19"/>
                 <w:szCs w:val="19"/>
               </w:rPr>
-              <w:t>Accuracy</w:t>
-            </w:r>
-            <w:proofErr w:type="spellEnd"/>
-          </w:p>
-        </w:tc>
-        <w:tc>
-          <w:tcPr>
-            <w:tcW w:w="1000" w:type="dxa"/>
+              <w:t>Precision</w:t>
+            </w:r>
+          </w:p>
+        </w:tc>
+        <w:tc>
+          <w:tcPr>
+            <w:tcW w:w="900" w:type="dxa"/>
             <w:shd w:val="clear" w:color="auto" w:fill="1F5C99"/>
             <w:tcMar>
               <w:top w:w="80" w:type="dxa"/>
@@ -6816,7 +5398,6 @@
             <w:pPr>
               <w:jc w:val="center"/>
             </w:pPr>
-            <w:proofErr w:type="spellStart"/>
             <w:r>
               <w:rPr>
                 <w:b/>
@@ -6825,14 +5406,13 @@
                 <w:sz w:val="19"/>
                 <w:szCs w:val="19"/>
               </w:rPr>
-              <w:t>Precision</w:t>
-            </w:r>
-            <w:proofErr w:type="spellEnd"/>
-          </w:p>
-        </w:tc>
-        <w:tc>
-          <w:tcPr>
-            <w:tcW w:w="900" w:type="dxa"/>
+              <w:t>Recall</w:t>
+            </w:r>
+          </w:p>
+        </w:tc>
+        <w:tc>
+          <w:tcPr>
+            <w:tcW w:w="1000" w:type="dxa"/>
             <w:shd w:val="clear" w:color="auto" w:fill="1F5C99"/>
             <w:tcMar>
               <w:top w:w="80" w:type="dxa"/>
@@ -6846,7 +5426,6 @@
             <w:pPr>
               <w:jc w:val="center"/>
             </w:pPr>
-            <w:proofErr w:type="spellStart"/>
             <w:r>
               <w:rPr>
                 <w:b/>
@@ -6855,9 +5434,8 @@
                 <w:sz w:val="19"/>
                 <w:szCs w:val="19"/>
               </w:rPr>
-              <w:t>Recall</w:t>
-            </w:r>
-            <w:proofErr w:type="spellEnd"/>
+              <w:t>F1-Score</w:t>
+            </w:r>
           </w:p>
         </w:tc>
         <w:tc>
@@ -6884,34 +5462,6 @@
                 <w:sz w:val="19"/>
                 <w:szCs w:val="19"/>
               </w:rPr>
-              <w:t>F1-Score</w:t>
-            </w:r>
-          </w:p>
-        </w:tc>
-        <w:tc>
-          <w:tcPr>
-            <w:tcW w:w="1000" w:type="dxa"/>
-            <w:shd w:val="clear" w:color="auto" w:fill="1F5C99"/>
-            <w:tcMar>
-              <w:top w:w="80" w:type="dxa"/>
-              <w:left w:w="100" w:type="dxa"/>
-              <w:bottom w:w="80" w:type="dxa"/>
-              <w:right w:w="100" w:type="dxa"/>
-            </w:tcMar>
-            <w:vAlign w:val="center"/>
-          </w:tcPr>
-          <w:p>
-            <w:pPr>
-              <w:jc w:val="center"/>
-            </w:pPr>
-            <w:r>
-              <w:rPr>
-                <w:b/>
-                <w:bCs/>
-                <w:color w:val="FFFFFF"/>
-                <w:sz w:val="19"/>
-                <w:szCs w:val="19"/>
-              </w:rPr>
               <w:t>AUC-ROC</w:t>
             </w:r>
           </w:p>
@@ -7136,25 +5686,7 @@
                 <w:sz w:val="19"/>
                 <w:szCs w:val="19"/>
               </w:rPr>
-              <w:t>2. Submuestreo (</w:t>
-            </w:r>
-            <w:proofErr w:type="spellStart"/>
-            <w:r>
-              <w:rPr>
-                <w:color w:val="1A1A1A"/>
-                <w:sz w:val="19"/>
-                <w:szCs w:val="19"/>
-              </w:rPr>
-              <w:t>Undersampling</w:t>
-            </w:r>
-            <w:proofErr w:type="spellEnd"/>
-            <w:r>
-              <w:rPr>
-                <w:color w:val="1A1A1A"/>
-                <w:sz w:val="19"/>
-                <w:szCs w:val="19"/>
-              </w:rPr>
-              <w:t>)</w:t>
+              <w:t>2. Submuestreo (Undersampling)</w:t>
             </w:r>
           </w:p>
         </w:tc>
@@ -7360,25 +5892,7 @@
                 <w:sz w:val="19"/>
                 <w:szCs w:val="19"/>
               </w:rPr>
-              <w:t>3. SMOTE (</w:t>
-            </w:r>
-            <w:proofErr w:type="spellStart"/>
-            <w:r>
-              <w:rPr>
-                <w:color w:val="1A1A1A"/>
-                <w:sz w:val="19"/>
-                <w:szCs w:val="19"/>
-              </w:rPr>
-              <w:t>Oversampling</w:t>
-            </w:r>
-            <w:proofErr w:type="spellEnd"/>
-            <w:r>
-              <w:rPr>
-                <w:color w:val="1A1A1A"/>
-                <w:sz w:val="19"/>
-                <w:szCs w:val="19"/>
-              </w:rPr>
-              <w:t xml:space="preserve"> sintético)</w:t>
+              <w:t xml:space="preserve">3. SMOTE (Oversampling sintético)</w:t>
             </w:r>
           </w:p>
         </w:tc>
@@ -7572,29 +6086,7 @@
           <w:sz w:val="19"/>
           <w:szCs w:val="19"/>
         </w:rPr>
-        <w:t>Tabla 6. Comparación de tres técnicas de balanceo de clases (</w:t>
-      </w:r>
-      <w:proofErr w:type="spellStart"/>
-      <w:r>
-        <w:rPr>
-          <w:i/>
-          <w:iCs/>
-          <w:color w:val="6B7280"/>
-          <w:sz w:val="19"/>
-          <w:szCs w:val="19"/>
-        </w:rPr>
-        <w:t>XGBoost</w:t>
-      </w:r>
-      <w:proofErr w:type="spellEnd"/>
-      <w:r>
-        <w:rPr>
-          <w:i/>
-          <w:iCs/>
-          <w:color w:val="6B7280"/>
-          <w:sz w:val="19"/>
-          <w:szCs w:val="19"/>
-        </w:rPr>
-        <w:t>, notebook sección 8.3).</w:t>
+        <w:t>Tabla 6. Comparación de tres técnicas de balanceo de clases (XGBoost, notebook sección 8.3).</w:t>
       </w:r>
     </w:p>
     <w:p>
@@ -7603,47 +6095,7 @@
         <w:jc w:val="both"/>
       </w:pPr>
       <w:r>
-        <w:t xml:space="preserve">El escenario sin balanceo maximiza </w:t>
-      </w:r>
-      <w:proofErr w:type="spellStart"/>
-      <w:r>
-        <w:t>Precision</w:t>
-      </w:r>
-      <w:proofErr w:type="spellEnd"/>
-      <w:r>
-        <w:t xml:space="preserve"> y </w:t>
-      </w:r>
-      <w:proofErr w:type="spellStart"/>
-      <w:r>
-        <w:t>Accuracy</w:t>
-      </w:r>
-      <w:proofErr w:type="spellEnd"/>
-      <w:r>
-        <w:t xml:space="preserve">, pero a costa del </w:t>
-      </w:r>
-      <w:proofErr w:type="spellStart"/>
-      <w:r>
-        <w:t>Recall</w:t>
-      </w:r>
-      <w:proofErr w:type="spellEnd"/>
-      <w:r>
-        <w:t xml:space="preserve">: al estar dominado por la clase mayoritaria, el modelo tiende a no detectar una parte importante de las fallas reales — el peor escenario posible en mantenimiento predictivo, donde cada falso negativo equivale a una detención no anticipada. El submuestreo maximiza el </w:t>
-      </w:r>
-      <w:proofErr w:type="spellStart"/>
-      <w:r>
-        <w:t>Recall</w:t>
-      </w:r>
-      <w:proofErr w:type="spellEnd"/>
-      <w:r>
-        <w:t xml:space="preserve"> (0,9412), pero descarta la mayor parte de los registros de la clase mayoritaria (de 6.763 a 237), degradando severamente la </w:t>
-      </w:r>
-      <w:proofErr w:type="spellStart"/>
-      <w:r>
-        <w:t>Precision</w:t>
-      </w:r>
-      <w:proofErr w:type="spellEnd"/>
-      <w:r>
-        <w:t xml:space="preserve"> por el reducido volumen de entrenamiento resultante. SMOTE ofrece el mejor equilibrio general (F1-Score más alto entre las tres estrategias, 0,6810) sin sacrificar el AUC-ROC, por lo que se mantiene como la técnica de balanceo del modelo de producción.</w:t>
+        <w:t xml:space="preserve">El escenario sin balanceo maximiza Precision y Accuracy, pero a costa del Recall: al estar dominado por la clase mayoritaria, el modelo tiende a no detectar una parte importante de las fallas reales — el peor escenario posible en mantenimiento predictivo, donde cada falso negativo equivale a una detención no anticipada. El submuestreo maximiza el Recall (0,9412), pero descarta la mayor parte de los registros de la clase mayoritaria (de 6.763 a 237), degradando severamente la Precision por el reducido volumen de entrenamiento resultante. SMOTE ofrece el mejor equilibrio general (F1-Score más alto entre las tres estrategias, 0,6810) sin sacrificar el AUC-ROC, por lo que se mantiene como la técnica de balanceo del modelo de producción.</w:t>
       </w:r>
     </w:p>
     <w:p>
@@ -7708,29 +6160,7 @@
           <w:sz w:val="19"/>
           <w:szCs w:val="19"/>
         </w:rPr>
-        <w:t xml:space="preserve">Figura 2. Impacto de la estrategia de balanceo sobre el desempeño de </w:t>
-      </w:r>
-      <w:proofErr w:type="spellStart"/>
-      <w:r>
-        <w:rPr>
-          <w:i/>
-          <w:iCs/>
-          <w:color w:val="6B7280"/>
-          <w:sz w:val="19"/>
-          <w:szCs w:val="19"/>
-        </w:rPr>
-        <w:t>XGBoost</w:t>
-      </w:r>
-      <w:proofErr w:type="spellEnd"/>
-      <w:r>
-        <w:rPr>
-          <w:i/>
-          <w:iCs/>
-          <w:color w:val="6B7280"/>
-          <w:sz w:val="19"/>
-          <w:szCs w:val="19"/>
-        </w:rPr>
-        <w:t>.</w:t>
+        <w:t xml:space="preserve">Figura 2. Impacto de la estrategia de balanceo sobre el desempeño de XGBoost.</w:t>
       </w:r>
     </w:p>
     <w:p>
@@ -7757,63 +6187,7 @@
         <w:jc w:val="both"/>
       </w:pPr>
       <w:r>
-        <w:t xml:space="preserve">Durante esta fase se construyó desde cero el servicio </w:t>
-      </w:r>
-      <w:proofErr w:type="spellStart"/>
-      <w:r>
-        <w:t>FastAPI</w:t>
-      </w:r>
-      <w:proofErr w:type="spellEnd"/>
-      <w:r>
-        <w:t xml:space="preserve"> (backend/main.py) que reemplaza la lógica simulada del prototipo visual entregado en la Fase 2. El backend carga el modelo </w:t>
-      </w:r>
-      <w:proofErr w:type="spellStart"/>
-      <w:r>
-        <w:t>XGBoost</w:t>
-      </w:r>
-      <w:proofErr w:type="spellEnd"/>
-      <w:r>
-        <w:t xml:space="preserve">, el </w:t>
-      </w:r>
-      <w:proofErr w:type="spellStart"/>
-      <w:r>
-        <w:t>StandardScaler</w:t>
-      </w:r>
-      <w:proofErr w:type="spellEnd"/>
-      <w:r>
-        <w:t xml:space="preserve"> y el orden de columnas al iniciar, y expone los </w:t>
-      </w:r>
-      <w:proofErr w:type="spellStart"/>
-      <w:r>
-        <w:t>endpoints</w:t>
-      </w:r>
-      <w:proofErr w:type="spellEnd"/>
-      <w:r>
-        <w:t xml:space="preserve"> POST /</w:t>
-      </w:r>
-      <w:proofErr w:type="spellStart"/>
-      <w:r>
-        <w:t>predict</w:t>
-      </w:r>
-      <w:proofErr w:type="spellEnd"/>
-      <w:r>
-        <w:t xml:space="preserve"> (predicción individual con desglose SHAP), POST /</w:t>
-      </w:r>
-      <w:proofErr w:type="spellStart"/>
-      <w:r>
-        <w:t>predict-batch</w:t>
-      </w:r>
-      <w:proofErr w:type="spellEnd"/>
-      <w:r>
-        <w:t xml:space="preserve"> (predicción por lotes) y GET /</w:t>
-      </w:r>
-      <w:proofErr w:type="spellStart"/>
-      <w:r>
-        <w:t>health</w:t>
-      </w:r>
-      <w:proofErr w:type="spellEnd"/>
-      <w:r>
-        <w:t xml:space="preserve"> (estado del servicio).</w:t>
+        <w:t xml:space="preserve">Durante esta fase se construyó desde cero el servicio FastAPI (backend/main.py) que reemplaza la lógica simulada del prototipo visual entregado en la Fase 2. El backend carga el modelo XGBoost, el StandardScaler y el orden de columnas al iniciar, y expone los endpoints POST /predict (predicción individual con desglose SHAP), POST /predict-batch (predicción por lotes) y GET /health (estado del servicio).</w:t>
       </w:r>
     </w:p>
     <w:p>
@@ -7822,55 +6196,7 @@
         <w:jc w:val="both"/>
       </w:pPr>
       <w:r>
-        <w:t xml:space="preserve">La pantalla de "Predicción individual" del frontend (frontend/index_1.html) fue conectada de extremo a extremo a la API real: el formulario fue actualizado para solicitar las cinco variables reales del dataset (antes pedía variables simuladas que el modelo nunca vio, como vibración o humedad) y la función de predicción reemplaza la fórmula de riesgo simulada por una llamada </w:t>
-      </w:r>
-      <w:proofErr w:type="spellStart"/>
-      <w:r>
-        <w:t>fetch</w:t>
-      </w:r>
-      <w:proofErr w:type="spellEnd"/>
-      <w:r>
-        <w:t xml:space="preserve"> al </w:t>
-      </w:r>
-      <w:proofErr w:type="spellStart"/>
-      <w:r>
-        <w:t>endpoint</w:t>
-      </w:r>
-      <w:proofErr w:type="spellEnd"/>
-      <w:r>
-        <w:t xml:space="preserve"> /</w:t>
-      </w:r>
-      <w:proofErr w:type="spellStart"/>
-      <w:r>
-        <w:t>predict</w:t>
-      </w:r>
-      <w:proofErr w:type="spellEnd"/>
-      <w:r>
-        <w:t xml:space="preserve">. Las pantallas de "Carga de archivo CSV", "Explicabilidad SHAP", "Monitoreo" e "Historial" continúan utilizando datos simulados y quedan planificadas para la siguiente iteración (ver Tabla 1), aunque sus </w:t>
-      </w:r>
-      <w:proofErr w:type="spellStart"/>
-      <w:r>
-        <w:t>endpoints</w:t>
-      </w:r>
-      <w:proofErr w:type="spellEnd"/>
-      <w:r>
-        <w:t xml:space="preserve"> de backend correspondientes (/</w:t>
-      </w:r>
-      <w:proofErr w:type="spellStart"/>
-      <w:r>
-        <w:t>predict-batch</w:t>
-      </w:r>
-      <w:proofErr w:type="spellEnd"/>
-      <w:r>
-        <w:t>, /</w:t>
-      </w:r>
-      <w:proofErr w:type="spellStart"/>
-      <w:r>
-        <w:t>health</w:t>
-      </w:r>
-      <w:proofErr w:type="spellEnd"/>
-      <w:r>
-        <w:t>) ya se encuentran disponibles.</w:t>
+        <w:t xml:space="preserve">La pantalla de "Predicción individual" del frontend (frontend/index_1.html) fue conectada de extremo a extremo a la API real: el formulario fue actualizado para solicitar las cinco variables reales del dataset (antes pedía variables simuladas que el modelo nunca vio, como vibración o humedad) y la función de predicción reemplaza la fórmula de riesgo simulada por una llamada fetch al endpoint /predict. Las pantallas de "Carga de archivo CSV", "Explicabilidad SHAP", "Monitoreo" e "Historial" continúan utilizando datos simulados y quedan planificadas para la siguiente iteración (ver Tabla 1), aunque sus endpoints de backend correspondientes (/predict-batch, /health) ya se encuentran disponibles.</w:t>
       </w:r>
     </w:p>
     <w:p>
@@ -7898,23 +6224,7 @@
         <w:jc w:val="both"/>
       </w:pPr>
       <w:r>
-        <w:t>El modelo seleccionado (</w:t>
-      </w:r>
-      <w:proofErr w:type="spellStart"/>
-      <w:r>
-        <w:t>XGBoost</w:t>
-      </w:r>
-      <w:proofErr w:type="spellEnd"/>
-      <w:r>
-        <w:t xml:space="preserve">, optimizado mediante </w:t>
-      </w:r>
-      <w:proofErr w:type="spellStart"/>
-      <w:r>
-        <w:t>GridSearchCV</w:t>
-      </w:r>
-      <w:proofErr w:type="spellEnd"/>
-      <w:r>
-        <w:t>) fue evaluado sobre el conjunto de prueba de 3.000 registros, no utilizado durante el entrenamiento ni el balanceo de clases.</w:t>
+        <w:t xml:space="preserve">El modelo seleccionado (XGBoost, optimizado mediante GridSearchCV) fue evaluado sobre el conjunto de prueba de 3.000 registros, no utilizado durante el entrenamiento ni el balanceo de clases.</w:t>
       </w:r>
     </w:p>
     <w:tbl>
@@ -7987,7 +6297,6 @@
             <w:pPr>
               <w:jc w:val="center"/>
             </w:pPr>
-            <w:proofErr w:type="spellStart"/>
             <w:r>
               <w:rPr>
                 <w:b/>
@@ -7996,9 +6305,26 @@
                 <w:sz w:val="19"/>
                 <w:szCs w:val="19"/>
               </w:rPr>
-              <w:t>XGBoost</w:t>
-            </w:r>
-            <w:proofErr w:type="spellEnd"/>
+              <w:t xml:space="preserve">XGBoost (línea base)</w:t>
+            </w:r>
+          </w:p>
+        </w:tc>
+        <w:tc>
+          <w:tcPr>
+            <w:tcW w:w="2800" w:type="dxa"/>
+            <w:shd w:val="clear" w:color="auto" w:fill="1F5C99"/>
+            <w:tcMar>
+              <w:top w:w="80" w:type="dxa"/>
+              <w:left w:w="100" w:type="dxa"/>
+              <w:bottom w:w="80" w:type="dxa"/>
+              <w:right w:w="100" w:type="dxa"/>
+            </w:tcMar>
+            <w:vAlign w:val="center"/>
+          </w:tcPr>
+          <w:p>
+            <w:pPr>
+              <w:jc w:val="center"/>
+            </w:pPr>
             <w:r>
               <w:rPr>
                 <w:b/>
@@ -8007,47 +6333,7 @@
                 <w:sz w:val="19"/>
                 <w:szCs w:val="19"/>
               </w:rPr>
-              <w:t xml:space="preserve"> (línea base)</w:t>
-            </w:r>
-          </w:p>
-        </w:tc>
-        <w:tc>
-          <w:tcPr>
-            <w:tcW w:w="2800" w:type="dxa"/>
-            <w:shd w:val="clear" w:color="auto" w:fill="1F5C99"/>
-            <w:tcMar>
-              <w:top w:w="80" w:type="dxa"/>
-              <w:left w:w="100" w:type="dxa"/>
-              <w:bottom w:w="80" w:type="dxa"/>
-              <w:right w:w="100" w:type="dxa"/>
-            </w:tcMar>
-            <w:vAlign w:val="center"/>
-          </w:tcPr>
-          <w:p>
-            <w:pPr>
-              <w:jc w:val="center"/>
-            </w:pPr>
-            <w:proofErr w:type="spellStart"/>
-            <w:r>
-              <w:rPr>
-                <w:b/>
-                <w:bCs/>
-                <w:color w:val="FFFFFF"/>
-                <w:sz w:val="19"/>
-                <w:szCs w:val="19"/>
-              </w:rPr>
-              <w:t>XGBoost</w:t>
-            </w:r>
-            <w:proofErr w:type="spellEnd"/>
-            <w:r>
-              <w:rPr>
-                <w:b/>
-                <w:bCs/>
-                <w:color w:val="FFFFFF"/>
-                <w:sz w:val="19"/>
-                <w:szCs w:val="19"/>
-              </w:rPr>
-              <w:t xml:space="preserve"> (optimizado)</w:t>
+              <w:t xml:space="preserve">XGBoost (optimizado)</w:t>
             </w:r>
           </w:p>
         </w:tc>
@@ -8065,7 +6351,6 @@
             <w:vAlign w:val="center"/>
           </w:tcPr>
           <w:p>
-            <w:proofErr w:type="spellStart"/>
             <w:r>
               <w:rPr>
                 <w:color w:val="1A1A1A"/>
@@ -8074,7 +6359,6 @@
               </w:rPr>
               <w:t>Accuracy</w:t>
             </w:r>
-            <w:proofErr w:type="spellEnd"/>
           </w:p>
         </w:tc>
         <w:tc>
@@ -8142,23 +6426,13 @@
             <w:vAlign w:val="center"/>
           </w:tcPr>
           <w:p>
-            <w:proofErr w:type="spellStart"/>
-            <w:r>
-              <w:rPr>
-                <w:color w:val="1A1A1A"/>
-                <w:sz w:val="19"/>
-                <w:szCs w:val="19"/>
-              </w:rPr>
-              <w:t>Precision</w:t>
-            </w:r>
-            <w:proofErr w:type="spellEnd"/>
-            <w:r>
-              <w:rPr>
-                <w:color w:val="1A1A1A"/>
-                <w:sz w:val="19"/>
-                <w:szCs w:val="19"/>
-              </w:rPr>
-              <w:t xml:space="preserve"> (clase Con falla)</w:t>
+            <w:r>
+              <w:rPr>
+                <w:color w:val="1A1A1A"/>
+                <w:sz w:val="19"/>
+                <w:szCs w:val="19"/>
+              </w:rPr>
+              <w:t xml:space="preserve">Precision (clase Con falla)</w:t>
             </w:r>
           </w:p>
         </w:tc>
@@ -8228,23 +6502,13 @@
             <w:vAlign w:val="center"/>
           </w:tcPr>
           <w:p>
-            <w:proofErr w:type="spellStart"/>
-            <w:r>
-              <w:rPr>
-                <w:color w:val="1A1A1A"/>
-                <w:sz w:val="19"/>
-                <w:szCs w:val="19"/>
-              </w:rPr>
-              <w:t>Recall</w:t>
-            </w:r>
-            <w:proofErr w:type="spellEnd"/>
-            <w:r>
-              <w:rPr>
-                <w:color w:val="1A1A1A"/>
-                <w:sz w:val="19"/>
-                <w:szCs w:val="19"/>
-              </w:rPr>
-              <w:t xml:space="preserve"> (clase Con falla)</w:t>
+            <w:r>
+              <w:rPr>
+                <w:color w:val="1A1A1A"/>
+                <w:sz w:val="19"/>
+                <w:szCs w:val="19"/>
+              </w:rPr>
+              <w:t xml:space="preserve">Recall (clase Con falla)</w:t>
             </w:r>
           </w:p>
         </w:tc>
@@ -8473,15 +6737,7 @@
         <w:jc w:val="both"/>
       </w:pPr>
       <w:r>
-        <w:t xml:space="preserve">La matriz de confusión del modelo </w:t>
-      </w:r>
-      <w:proofErr w:type="spellStart"/>
-      <w:r>
-        <w:t>XGBoost</w:t>
-      </w:r>
-      <w:proofErr w:type="spellEnd"/>
-      <w:r>
-        <w:t xml:space="preserve"> muestra 2.847 verdaderos negativos, 79 verdaderos positivos, 51 falsos positivos y 23 falsos negativos, evidenciando una buena capacidad de detección de fallas reales con un número acotado de falsas alarmas.</w:t>
+        <w:t xml:space="preserve">La matriz de confusión del modelo XGBoost muestra 2.847 verdaderos negativos, 79 verdaderos positivos, 51 falsos positivos y 23 falsos negativos, evidenciando una buena capacidad de detección de fallas reales con un número acotado de falsas alarmas.</w:t>
       </w:r>
     </w:p>
     <w:p>
@@ -8546,29 +6802,7 @@
           <w:sz w:val="19"/>
           <w:szCs w:val="19"/>
         </w:rPr>
-        <w:t xml:space="preserve">Figura 3. Matriz de confusión — </w:t>
-      </w:r>
-      <w:proofErr w:type="spellStart"/>
-      <w:r>
-        <w:rPr>
-          <w:i/>
-          <w:iCs/>
-          <w:color w:val="6B7280"/>
-          <w:sz w:val="19"/>
-          <w:szCs w:val="19"/>
-        </w:rPr>
-        <w:t>XGBoost</w:t>
-      </w:r>
-      <w:proofErr w:type="spellEnd"/>
-      <w:r>
-        <w:rPr>
-          <w:i/>
-          <w:iCs/>
-          <w:color w:val="6B7280"/>
-          <w:sz w:val="19"/>
-          <w:szCs w:val="19"/>
-        </w:rPr>
-        <w:t>.</w:t>
+        <w:t xml:space="preserve">Figura 3. Matriz de confusión — XGBoost.</w:t>
       </w:r>
     </w:p>
     <w:p>
@@ -8595,103 +6829,7 @@
         <w:jc w:val="both"/>
       </w:pPr>
       <w:r>
-        <w:t>Se aplicó la técnica SHAP (</w:t>
-      </w:r>
-      <w:proofErr w:type="spellStart"/>
-      <w:r>
-        <w:t>SHapley</w:t>
-      </w:r>
-      <w:proofErr w:type="spellEnd"/>
-      <w:r>
-        <w:t xml:space="preserve"> </w:t>
-      </w:r>
-      <w:proofErr w:type="spellStart"/>
-      <w:r>
-        <w:t>Additive</w:t>
-      </w:r>
-      <w:proofErr w:type="spellEnd"/>
-      <w:r>
-        <w:t xml:space="preserve"> </w:t>
-      </w:r>
-      <w:proofErr w:type="spellStart"/>
-      <w:r>
-        <w:t>exPlanations</w:t>
-      </w:r>
-      <w:proofErr w:type="spellEnd"/>
-      <w:r>
-        <w:t xml:space="preserve">), mediante </w:t>
-      </w:r>
-      <w:proofErr w:type="spellStart"/>
-      <w:r>
-        <w:t>TreeExplainer</w:t>
-      </w:r>
-      <w:proofErr w:type="spellEnd"/>
-      <w:r>
-        <w:t xml:space="preserve"> sobre el modelo </w:t>
-      </w:r>
-      <w:proofErr w:type="spellStart"/>
-      <w:r>
-        <w:t>XGBoost</w:t>
-      </w:r>
-      <w:proofErr w:type="spellEnd"/>
-      <w:r>
-        <w:t xml:space="preserve">, para analizar la contribución de cada variable a las predicciones del modelo. El gráfico de importancia global (SHAP </w:t>
-      </w:r>
-      <w:proofErr w:type="spellStart"/>
-      <w:r>
-        <w:t>Summary</w:t>
-      </w:r>
-      <w:proofErr w:type="spellEnd"/>
-      <w:r>
-        <w:t xml:space="preserve"> </w:t>
-      </w:r>
-      <w:proofErr w:type="spellStart"/>
-      <w:r>
-        <w:t>Plot</w:t>
-      </w:r>
-      <w:proofErr w:type="spellEnd"/>
-      <w:r>
-        <w:t xml:space="preserve">) muestra que </w:t>
-      </w:r>
-      <w:proofErr w:type="spellStart"/>
-      <w:r>
-        <w:t>Tool_wear_min</w:t>
-      </w:r>
-      <w:proofErr w:type="spellEnd"/>
-      <w:r>
-        <w:t xml:space="preserve"> (desgaste de la herramienta), </w:t>
-      </w:r>
-      <w:proofErr w:type="spellStart"/>
-      <w:r>
-        <w:t>Torque_Nm</w:t>
-      </w:r>
-      <w:proofErr w:type="spellEnd"/>
-      <w:r>
-        <w:t xml:space="preserve"> y </w:t>
-      </w:r>
-      <w:proofErr w:type="spellStart"/>
-      <w:r>
-        <w:t>Rotational_speed_rpm</w:t>
-      </w:r>
-      <w:proofErr w:type="spellEnd"/>
-      <w:r>
-        <w:t xml:space="preserve"> son las variables con mayor impacto en las predicciones, consistente con el conocimiento del dominio: estas tres variables están directamente asociadas al estrés mecánico acumulado del equipo. Las variables de temperatura presentan una influencia intermedia, mientras que las variables categóricas del tipo de producto (</w:t>
-      </w:r>
-      <w:proofErr w:type="spellStart"/>
-      <w:r>
-        <w:t>Type_L</w:t>
-      </w:r>
-      <w:proofErr w:type="spellEnd"/>
-      <w:r>
-        <w:t xml:space="preserve">, </w:t>
-      </w:r>
-      <w:proofErr w:type="spellStart"/>
-      <w:r>
-        <w:t>Type_M</w:t>
-      </w:r>
-      <w:proofErr w:type="spellEnd"/>
-      <w:r>
-        <w:t>) tienen la menor contribución relativa.</w:t>
+        <w:t xml:space="preserve">Se aplicó la técnica SHAP (SHapley Additive exPlanations), mediante TreeExplainer sobre el modelo XGBoost, para analizar la contribución de cada variable a las predicciones del modelo. El gráfico de importancia global (SHAP Summary Plot) muestra que Tool_wear_min (desgaste de la herramienta), Torque_Nm y Rotational_speed_rpm son las variables con mayor impacto en las predicciones, consistente con el conocimiento del dominio: estas tres variables están directamente asociadas al estrés mecánico acumulado del equipo. Las variables de temperatura presentan una influencia intermedia, mientras que las variables categóricas del tipo de producto (Type_L, Type_M) tienen la menor contribución relativa.</w:t>
       </w:r>
     </w:p>
     <w:p>
@@ -8757,73 +6895,7 @@
           <w:sz w:val="19"/>
           <w:szCs w:val="19"/>
         </w:rPr>
-        <w:t xml:space="preserve">Figura 4. SHAP </w:t>
-      </w:r>
-      <w:proofErr w:type="spellStart"/>
-      <w:r>
-        <w:rPr>
-          <w:i/>
-          <w:iCs/>
-          <w:color w:val="6B7280"/>
-          <w:sz w:val="19"/>
-          <w:szCs w:val="19"/>
-        </w:rPr>
-        <w:t>Summary</w:t>
-      </w:r>
-      <w:proofErr w:type="spellEnd"/>
-      <w:r>
-        <w:rPr>
-          <w:i/>
-          <w:iCs/>
-          <w:color w:val="6B7280"/>
-          <w:sz w:val="19"/>
-          <w:szCs w:val="19"/>
-        </w:rPr>
-        <w:t xml:space="preserve"> </w:t>
-      </w:r>
-      <w:proofErr w:type="spellStart"/>
-      <w:r>
-        <w:rPr>
-          <w:i/>
-          <w:iCs/>
-          <w:color w:val="6B7280"/>
-          <w:sz w:val="19"/>
-          <w:szCs w:val="19"/>
-        </w:rPr>
-        <w:t>Plot</w:t>
-      </w:r>
-      <w:proofErr w:type="spellEnd"/>
-      <w:r>
-        <w:rPr>
-          <w:i/>
-          <w:iCs/>
-          <w:color w:val="6B7280"/>
-          <w:sz w:val="19"/>
-          <w:szCs w:val="19"/>
-        </w:rPr>
-        <w:t xml:space="preserve"> — importancia global de las variables (modelo </w:t>
-      </w:r>
-      <w:proofErr w:type="spellStart"/>
-      <w:r>
-        <w:rPr>
-          <w:i/>
-          <w:iCs/>
-          <w:color w:val="6B7280"/>
-          <w:sz w:val="19"/>
-          <w:szCs w:val="19"/>
-        </w:rPr>
-        <w:t>XGBoost</w:t>
-      </w:r>
-      <w:proofErr w:type="spellEnd"/>
-      <w:r>
-        <w:rPr>
-          <w:i/>
-          <w:iCs/>
-          <w:color w:val="6B7280"/>
-          <w:sz w:val="19"/>
-          <w:szCs w:val="19"/>
-        </w:rPr>
-        <w:t>).</w:t>
+        <w:t xml:space="preserve">Figura 4. SHAP Summary Plot — importancia global de las variables (modelo XGBoost).</w:t>
       </w:r>
     </w:p>
     <w:p>
@@ -8879,13 +6951,7 @@
         <w:t xml:space="preserve">Naturaleza estática de los datos tabulares: </w:t>
       </w:r>
       <w:r>
-        <w:t xml:space="preserve">el dataset AI4I 2020 entrega mediciones en instantes discretos, lo que limita la capacidad de los modelos actuales para capturar la evolución temporal de la degradación de </w:t>
-      </w:r>
-      <w:r>
-        <w:t>una componente previa</w:t>
-      </w:r>
-      <w:r>
-        <w:t xml:space="preserve"> a una falla por fatiga o desgaste.</w:t>
+        <w:t xml:space="preserve">el dataset AI4I 2020 entrega mediciones en instantes discretos, lo que limita la capacidad de los modelos actuales para capturar la evolución temporal de la degradación de una componente previa a una falla por fatiga o desgaste.</w:t>
       </w:r>
     </w:p>
     <w:p>
@@ -8952,34 +7018,10 @@
           <w:b/>
           <w:bCs/>
         </w:rPr>
-        <w:t xml:space="preserve">Mejora 2 — Aprendizaje activo y monitoreo de deriva de datos (data </w:t>
-      </w:r>
-      <w:proofErr w:type="spellStart"/>
-      <w:r>
-        <w:rPr>
-          <w:b/>
-          <w:bCs/>
-        </w:rPr>
-        <w:t>drift</w:t>
-      </w:r>
-      <w:proofErr w:type="spellEnd"/>
-      <w:r>
-        <w:rPr>
-          <w:b/>
-          <w:bCs/>
-        </w:rPr>
-        <w:t xml:space="preserve">): </w:t>
-      </w:r>
-      <w:r>
-        <w:t xml:space="preserve">integrar un módulo que identifique automáticamente las predicciones con menor margen de certidumbre (p. ej., probabilidades entre 0,45 y 0,55) y las envíe a la interfaz del supervisor para validación humana, retroalimentando y reentrenando periódicamente el modelo. En entornos industriales reales las condiciones operativas cambian constantemente (concept </w:t>
-      </w:r>
-      <w:proofErr w:type="spellStart"/>
-      <w:r>
-        <w:t>drift</w:t>
-      </w:r>
-      <w:proofErr w:type="spellEnd"/>
-      <w:r>
-        <w:t>), degradando la precisión del modelo con el tiempo; esta mejora reduce los falsos positivos/negativos y asegura la adaptabilidad continua del sistema.</w:t>
+        <w:t xml:space="preserve">Mejora 2 — Aprendizaje activo y monitoreo de deriva de datos (data drift): </w:t>
+      </w:r>
+      <w:r>
+        <w:t xml:space="preserve">integrar un módulo que identifique automáticamente las predicciones con menor margen de certidumbre (p. ej., probabilidades entre 0,45 y 0,55) y las envíe a la interfaz del supervisor para validación humana, retroalimentando y reentrenando periódicamente el modelo. En entornos industriales reales las condiciones operativas cambian constantemente (concept drift), degradando la precisión del modelo con el tiempo; esta mejora reduce los falsos positivos/negativos y asegura la adaptabilidad continua del sistema.</w:t>
       </w:r>
     </w:p>
     <w:p>
@@ -9007,15 +7049,7 @@
       </w:pPr>
       <w:r>
         <w:lastRenderedPageBreak/>
-        <w:t xml:space="preserve">El código fuente completo del proyecto —notebook, backend, frontend, </w:t>
-      </w:r>
-      <w:proofErr w:type="spellStart"/>
-      <w:r>
-        <w:t>datasets</w:t>
-      </w:r>
-      <w:proofErr w:type="spellEnd"/>
-      <w:r>
-        <w:t xml:space="preserve"> y modelos serializados— se encuentra disponible públicamente en el siguiente repositorio: </w:t>
+        <w:t xml:space="preserve">El código fuente completo del proyecto —notebook, backend, frontend, datasets y modelos serializados— se encuentra disponible públicamente en el siguiente repositorio: </w:t>
       </w:r>
       <w:hyperlink r:id="rId10" w:history="1">
         <w:r>
@@ -9036,31 +7070,7 @@
         <w:jc w:val="both"/>
       </w:pPr>
       <w:r>
-        <w:t>Durante esta fase el repositorio fue reorganizado en carpetas estandarizadas (</w:t>
-      </w:r>
-      <w:proofErr w:type="spellStart"/>
-      <w:r>
-        <w:t>datasets</w:t>
-      </w:r>
-      <w:proofErr w:type="spellEnd"/>
-      <w:r>
-        <w:t xml:space="preserve">/, notebooks/, modelos/, backend/, frontend/, </w:t>
-      </w:r>
-      <w:proofErr w:type="spellStart"/>
-      <w:r>
-        <w:t>Documentacion</w:t>
-      </w:r>
-      <w:proofErr w:type="spellEnd"/>
-      <w:r>
-        <w:t xml:space="preserve">/), y las rutas del pipeline (lectura del dataset, guardado de artefactos del modelo) se hicieron independientes del directorio desde el cual se ejecute </w:t>
-      </w:r>
-      <w:proofErr w:type="spellStart"/>
-      <w:r>
-        <w:t>Jupyter</w:t>
-      </w:r>
-      <w:proofErr w:type="spellEnd"/>
-      <w:r>
-        <w:t>, corrigiendo un error de ruta relativa identificado durante la revisión de esta fase (ver README.md, sección "Registro de implementación").</w:t>
+        <w:t xml:space="preserve">Durante esta fase el repositorio fue reorganizado en carpetas estandarizadas (datasets/, notebooks/, modelos/, backend/, frontend/, Documentacion/), y las rutas del pipeline (lectura del dataset, guardado de artefactos del modelo) se hicieron independientes del directorio desde el cual se ejecute Jupyter, corrigiendo un error de ruta relativa identificado durante la revisión de esta fase (ver README.md, sección "Registro de implementación").</w:t>
       </w:r>
     </w:p>
     <w:p>
@@ -9096,130 +7106,36 @@
         <w:ind w:left="720" w:hanging="720"/>
       </w:pPr>
       <w:r>
-        <w:t xml:space="preserve">Aminzadeh, A., </w:t>
-      </w:r>
-      <w:proofErr w:type="spellStart"/>
-      <w:r>
-        <w:t>Sattarpanah</w:t>
-      </w:r>
-      <w:proofErr w:type="spellEnd"/>
-      <w:r>
-        <w:t xml:space="preserve"> </w:t>
-      </w:r>
-      <w:proofErr w:type="spellStart"/>
-      <w:r>
-        <w:t>Karganroudi</w:t>
-      </w:r>
-      <w:proofErr w:type="spellEnd"/>
-      <w:r>
-        <w:t xml:space="preserve">, S., Majidi, S., </w:t>
-      </w:r>
-      <w:proofErr w:type="spellStart"/>
-      <w:r>
-        <w:t>Dabompre</w:t>
-      </w:r>
-      <w:proofErr w:type="spellEnd"/>
-      <w:r>
-        <w:t xml:space="preserve">, C., </w:t>
-      </w:r>
-      <w:proofErr w:type="spellStart"/>
-      <w:r>
-        <w:t>Azaiez</w:t>
-      </w:r>
-      <w:proofErr w:type="spellEnd"/>
-      <w:r>
-        <w:t xml:space="preserve">, K., </w:t>
-      </w:r>
-      <w:proofErr w:type="spellStart"/>
-      <w:r>
-        <w:t>Mitride</w:t>
-      </w:r>
-      <w:proofErr w:type="spellEnd"/>
-      <w:r>
-        <w:t xml:space="preserve">, C., &amp; </w:t>
-      </w:r>
-      <w:proofErr w:type="spellStart"/>
-      <w:r>
-        <w:t>Sénéchal</w:t>
-      </w:r>
-      <w:proofErr w:type="spellEnd"/>
-      <w:r>
-        <w:t xml:space="preserve">, E. (2025). A machine </w:t>
-      </w:r>
-      <w:proofErr w:type="spellStart"/>
-      <w:r>
-        <w:t>learning</w:t>
-      </w:r>
-      <w:proofErr w:type="spellEnd"/>
-      <w:r>
-        <w:t xml:space="preserve"> </w:t>
-      </w:r>
-      <w:proofErr w:type="spellStart"/>
-      <w:r>
-        <w:t>implementation</w:t>
-      </w:r>
-      <w:proofErr w:type="spellEnd"/>
-      <w:r>
-        <w:t xml:space="preserve"> </w:t>
-      </w:r>
-      <w:proofErr w:type="spellStart"/>
-      <w:r>
-        <w:t>to</w:t>
-      </w:r>
-      <w:proofErr w:type="spellEnd"/>
-      <w:r>
-        <w:t xml:space="preserve"> predictive </w:t>
-      </w:r>
-      <w:proofErr w:type="spellStart"/>
-      <w:r>
-        <w:t>maintenance</w:t>
-      </w:r>
-      <w:proofErr w:type="spellEnd"/>
-      <w:r>
-        <w:t xml:space="preserve"> and </w:t>
-      </w:r>
-      <w:proofErr w:type="spellStart"/>
-      <w:r>
-        <w:t>monitoring</w:t>
-      </w:r>
-      <w:proofErr w:type="spellEnd"/>
-      <w:r>
-        <w:t xml:space="preserve"> </w:t>
-      </w:r>
-      <w:proofErr w:type="spellStart"/>
-      <w:r>
-        <w:t>of</w:t>
-      </w:r>
-      <w:proofErr w:type="spellEnd"/>
-      <w:r>
-        <w:t xml:space="preserve"> industrial </w:t>
-      </w:r>
-      <w:proofErr w:type="spellStart"/>
-      <w:r>
-        <w:t>compressors</w:t>
-      </w:r>
-      <w:proofErr w:type="spellEnd"/>
-      <w:r>
-        <w:t xml:space="preserve">. </w:t>
-      </w:r>
-      <w:proofErr w:type="spellStart"/>
+        <w:t xml:space="preserve">Aminzadeh, A., Sattarpanah Karganroudi, S., Majidi, S., Dabompre, C., Azaiez, K., Mitride, C., &amp; Sénéchal, E. (2025). A machine learning implementation to predictive maintenance and monitoring of industrial compressors. </w:t>
+      </w:r>
       <w:r>
         <w:rPr>
           <w:i/>
           <w:iCs/>
         </w:rPr>
-        <w:t>Sensors</w:t>
-      </w:r>
-      <w:proofErr w:type="spellEnd"/>
+        <w:t>Sensors, 25</w:t>
+      </w:r>
+      <w:r>
+        <w:t>(4), Artículo 1006. https://doi.org/10.3390/s25041006</w:t>
+      </w:r>
+    </w:p>
+    <w:p>
+      <w:pPr>
+        <w:spacing w:after="200" w:line="264" w:lineRule="auto"/>
+        <w:ind w:left="720" w:hanging="720"/>
+      </w:pPr>
+      <w:r>
+        <w:t xml:space="preserve">Benhanifia, A., Ben Cheikh, Z., Oliveira, P. M., Valente, A., &amp; Lima, J. (2025). Systematic review of predictive maintenance practices in the manufacturing sector. </w:t>
+      </w:r>
       <w:r>
         <w:rPr>
           <w:i/>
           <w:iCs/>
         </w:rPr>
-        <w:t>, 25</w:t>
-      </w:r>
-      <w:r>
-        <w:t>(4), Artículo 1006. https://doi.org/10.3390/s25041006</w:t>
+        <w:t xml:space="preserve">Intelligent Systems with Applications, 26</w:t>
+      </w:r>
+      <w:r>
+        <w:t>, Artículo 200501. https://doi.org/10.1016/j.iswa.2025.200501</w:t>
       </w:r>
     </w:p>
     <w:p>
@@ -9227,136 +7143,94 @@
         <w:spacing w:after="200" w:line="264" w:lineRule="auto"/>
         <w:ind w:left="720" w:hanging="720"/>
       </w:pPr>
-      <w:proofErr w:type="spellStart"/>
-      <w:r>
-        <w:t>Benhanifia</w:t>
-      </w:r>
-      <w:proofErr w:type="spellEnd"/>
-      <w:r>
-        <w:t xml:space="preserve">, A., Ben Cheikh, Z., Oliveira, P. M., Valente, A., &amp; Lima, J. (2025). </w:t>
-      </w:r>
-      <w:proofErr w:type="spellStart"/>
-      <w:r>
-        <w:t>Systematic</w:t>
-      </w:r>
-      <w:proofErr w:type="spellEnd"/>
-      <w:r>
-        <w:t xml:space="preserve"> </w:t>
-      </w:r>
-      <w:proofErr w:type="spellStart"/>
-      <w:r>
-        <w:t>review</w:t>
-      </w:r>
-      <w:proofErr w:type="spellEnd"/>
-      <w:r>
-        <w:t xml:space="preserve"> </w:t>
-      </w:r>
-      <w:proofErr w:type="spellStart"/>
-      <w:r>
-        <w:t>of</w:t>
-      </w:r>
-      <w:proofErr w:type="spellEnd"/>
-      <w:r>
-        <w:t xml:space="preserve"> predictive </w:t>
-      </w:r>
-      <w:proofErr w:type="spellStart"/>
-      <w:r>
-        <w:t>maintenance</w:t>
-      </w:r>
-      <w:proofErr w:type="spellEnd"/>
-      <w:r>
-        <w:t xml:space="preserve"> </w:t>
-      </w:r>
-      <w:proofErr w:type="spellStart"/>
-      <w:r>
-        <w:t>practices</w:t>
-      </w:r>
-      <w:proofErr w:type="spellEnd"/>
-      <w:r>
-        <w:t xml:space="preserve"> in </w:t>
-      </w:r>
-      <w:proofErr w:type="spellStart"/>
-      <w:r>
-        <w:t>the</w:t>
-      </w:r>
-      <w:proofErr w:type="spellEnd"/>
-      <w:r>
-        <w:t xml:space="preserve"> </w:t>
-      </w:r>
-      <w:proofErr w:type="spellStart"/>
-      <w:r>
-        <w:t>manufacturing</w:t>
-      </w:r>
-      <w:proofErr w:type="spellEnd"/>
-      <w:r>
-        <w:t xml:space="preserve"> sector. </w:t>
-      </w:r>
-      <w:proofErr w:type="spellStart"/>
+      <w:r>
+        <w:t xml:space="preserve">Breiman, L. (2001). Random forests. </w:t>
+      </w:r>
       <w:r>
         <w:rPr>
           <w:i/>
           <w:iCs/>
         </w:rPr>
-        <w:t>Intelligent</w:t>
-      </w:r>
-      <w:proofErr w:type="spellEnd"/>
+        <w:t xml:space="preserve">Machine Learning, 45</w:t>
+      </w:r>
+      <w:r>
+        <w:t>(1), 5–32.</w:t>
+      </w:r>
+    </w:p>
+    <w:p>
+      <w:pPr>
+        <w:spacing w:after="200" w:line="264" w:lineRule="auto"/>
+        <w:ind w:left="720" w:hanging="720"/>
+      </w:pPr>
+      <w:r>
+        <w:t xml:space="preserve">Chapman, P., Clinton, J., Kerber, R., Khabaza, T., Reinartz, T., Shearer, C., &amp; Wirth, R. (2000). </w:t>
+      </w:r>
       <w:r>
         <w:rPr>
           <w:i/>
           <w:iCs/>
         </w:rPr>
-        <w:t xml:space="preserve"> </w:t>
-      </w:r>
-      <w:proofErr w:type="spellStart"/>
+        <w:t xml:space="preserve">CRISP-DM 1.0: Step-by-step data mining guide</w:t>
+      </w:r>
+      <w:r>
+        <w:t>. SPSS Inc.</w:t>
+      </w:r>
+    </w:p>
+    <w:p>
+      <w:pPr>
+        <w:spacing w:after="200" w:line="264" w:lineRule="auto"/>
+        <w:ind w:left="720" w:hanging="720"/>
+      </w:pPr>
+      <w:r>
+        <w:t xml:space="preserve">Chawla, N. V., Bowyer, K. W., Hall, L. O., &amp; Kegelmeyer, W. P. (2002). SMOTE: Synthetic minority over-sampling technique. </w:t>
+      </w:r>
       <w:r>
         <w:rPr>
           <w:i/>
           <w:iCs/>
         </w:rPr>
-        <w:t>Systems</w:t>
-      </w:r>
-      <w:proofErr w:type="spellEnd"/>
+        <w:t xml:space="preserve">Journal of Artificial Intelligence Research, 16</w:t>
+      </w:r>
+      <w:r>
+        <w:t>, 321–357. https://doi.org/10.1613/jair.953</w:t>
+      </w:r>
+    </w:p>
+    <w:p>
+      <w:pPr>
+        <w:spacing w:after="200" w:line="264" w:lineRule="auto"/>
+        <w:ind w:left="720" w:hanging="720"/>
+      </w:pPr>
+      <w:r>
+        <w:t xml:space="preserve">Chen, T., &amp; Guestrin, C. (2016). XGBoost: A scalable tree boosting system. En </w:t>
+      </w:r>
       <w:r>
         <w:rPr>
           <w:i/>
           <w:iCs/>
         </w:rPr>
-        <w:t xml:space="preserve"> </w:t>
-      </w:r>
-      <w:proofErr w:type="spellStart"/>
+        <w:t xml:space="preserve">Proceedings of the 22nd ACM SIGKDD International Conference on Knowledge Discovery and Data Mining</w:t>
+      </w:r>
+      <w:r>
+        <w:t xml:space="preserve"> (pp. 785–794). ACM. https://doi.org/10.1145/2939672.2939785</w:t>
+      </w:r>
+    </w:p>
+    <w:p>
+      <w:pPr>
+        <w:spacing w:after="200" w:line="264" w:lineRule="auto"/>
+        <w:ind w:left="720" w:hanging="720"/>
+      </w:pPr>
+      <w:r>
+        <w:t xml:space="preserve">Goodfellow, I., Bengio, Y., &amp; Courville, A. (2016). </w:t>
+      </w:r>
       <w:r>
         <w:rPr>
           <w:i/>
           <w:iCs/>
         </w:rPr>
-        <w:t>with</w:t>
-      </w:r>
-      <w:proofErr w:type="spellEnd"/>
-      <w:r>
-        <w:rPr>
-          <w:i/>
-          <w:iCs/>
-        </w:rPr>
-        <w:t xml:space="preserve"> </w:t>
-      </w:r>
-      <w:proofErr w:type="spellStart"/>
-      <w:r>
-        <w:rPr>
-          <w:i/>
-          <w:iCs/>
-        </w:rPr>
-        <w:t>Applications</w:t>
-      </w:r>
-      <w:proofErr w:type="spellEnd"/>
-      <w:r>
-        <w:rPr>
-          <w:i/>
-          <w:iCs/>
-        </w:rPr>
-        <w:t>, 26</w:t>
-      </w:r>
-      <w:r>
-        <w:t>, Artículo 200501. https://doi.org/10.1016/j.iswa.2025.200501</w:t>
+        <w:t xml:space="preserve">Deep learning</w:t>
+      </w:r>
+      <w:r>
+        <w:t>. MIT Press.</w:t>
       </w:r>
     </w:p>
     <w:p>
@@ -9365,498 +7239,7 @@
         <w:ind w:left="720" w:hanging="720"/>
       </w:pPr>
       <w:r>
-        <w:t xml:space="preserve">Breiman, L. (2001). Random </w:t>
-      </w:r>
-      <w:proofErr w:type="spellStart"/>
-      <w:r>
-        <w:t>forests</w:t>
-      </w:r>
-      <w:proofErr w:type="spellEnd"/>
-      <w:r>
-        <w:t xml:space="preserve">. </w:t>
-      </w:r>
-      <w:r>
-        <w:rPr>
-          <w:i/>
-          <w:iCs/>
-        </w:rPr>
-        <w:t xml:space="preserve">Machine </w:t>
-      </w:r>
-      <w:proofErr w:type="spellStart"/>
-      <w:r>
-        <w:rPr>
-          <w:i/>
-          <w:iCs/>
-        </w:rPr>
-        <w:t>Learning</w:t>
-      </w:r>
-      <w:proofErr w:type="spellEnd"/>
-      <w:r>
-        <w:rPr>
-          <w:i/>
-          <w:iCs/>
-        </w:rPr>
-        <w:t>, 45</w:t>
-      </w:r>
-      <w:r>
-        <w:t>(1), 5–32.</w:t>
-      </w:r>
-    </w:p>
-    <w:p>
-      <w:pPr>
-        <w:spacing w:after="200" w:line="264" w:lineRule="auto"/>
-        <w:ind w:left="720" w:hanging="720"/>
-      </w:pPr>
-      <w:r>
-        <w:t xml:space="preserve">Chapman, P., Clinton, J., Kerber, R., </w:t>
-      </w:r>
-      <w:proofErr w:type="spellStart"/>
-      <w:r>
-        <w:t>Khabaza</w:t>
-      </w:r>
-      <w:proofErr w:type="spellEnd"/>
-      <w:r>
-        <w:t xml:space="preserve">, T., Reinartz, T., Shearer, C., &amp; Wirth, R. (2000). </w:t>
-      </w:r>
-      <w:r>
-        <w:rPr>
-          <w:i/>
-          <w:iCs/>
-        </w:rPr>
-        <w:t>CRISP-DM 1.0: Step-</w:t>
-      </w:r>
-      <w:proofErr w:type="spellStart"/>
-      <w:r>
-        <w:rPr>
-          <w:i/>
-          <w:iCs/>
-        </w:rPr>
-        <w:t>by</w:t>
-      </w:r>
-      <w:proofErr w:type="spellEnd"/>
-      <w:r>
-        <w:rPr>
-          <w:i/>
-          <w:iCs/>
-        </w:rPr>
-        <w:t xml:space="preserve">-step data </w:t>
-      </w:r>
-      <w:proofErr w:type="spellStart"/>
-      <w:r>
-        <w:rPr>
-          <w:i/>
-          <w:iCs/>
-        </w:rPr>
-        <w:t>mining</w:t>
-      </w:r>
-      <w:proofErr w:type="spellEnd"/>
-      <w:r>
-        <w:rPr>
-          <w:i/>
-          <w:iCs/>
-        </w:rPr>
-        <w:t xml:space="preserve"> guide</w:t>
-      </w:r>
-      <w:r>
-        <w:t>. SPSS Inc.</w:t>
-      </w:r>
-    </w:p>
-    <w:p>
-      <w:pPr>
-        <w:spacing w:after="200" w:line="264" w:lineRule="auto"/>
-        <w:ind w:left="720" w:hanging="720"/>
-      </w:pPr>
-      <w:r>
-        <w:t xml:space="preserve">Chawla, N. V., Bowyer, K. W., Hall, L. O., &amp; </w:t>
-      </w:r>
-      <w:proofErr w:type="spellStart"/>
-      <w:r>
-        <w:t>Kegelmeyer</w:t>
-      </w:r>
-      <w:proofErr w:type="spellEnd"/>
-      <w:r>
-        <w:t xml:space="preserve">, W. P. (2002). SMOTE: </w:t>
-      </w:r>
-      <w:proofErr w:type="spellStart"/>
-      <w:r>
-        <w:t>Synthetic</w:t>
-      </w:r>
-      <w:proofErr w:type="spellEnd"/>
-      <w:r>
-        <w:t xml:space="preserve"> </w:t>
-      </w:r>
-      <w:proofErr w:type="spellStart"/>
-      <w:r>
-        <w:t>minority</w:t>
-      </w:r>
-      <w:proofErr w:type="spellEnd"/>
-      <w:r>
-        <w:t xml:space="preserve"> </w:t>
-      </w:r>
-      <w:proofErr w:type="spellStart"/>
-      <w:r>
-        <w:t>over-sampling</w:t>
-      </w:r>
-      <w:proofErr w:type="spellEnd"/>
-      <w:r>
-        <w:t xml:space="preserve"> </w:t>
-      </w:r>
-      <w:proofErr w:type="spellStart"/>
-      <w:r>
-        <w:t>technique</w:t>
-      </w:r>
-      <w:proofErr w:type="spellEnd"/>
-      <w:r>
-        <w:t xml:space="preserve">. </w:t>
-      </w:r>
-      <w:proofErr w:type="spellStart"/>
-      <w:r>
-        <w:rPr>
-          <w:i/>
-          <w:iCs/>
-        </w:rPr>
-        <w:t>Journal</w:t>
-      </w:r>
-      <w:proofErr w:type="spellEnd"/>
-      <w:r>
-        <w:rPr>
-          <w:i/>
-          <w:iCs/>
-        </w:rPr>
-        <w:t xml:space="preserve"> </w:t>
-      </w:r>
-      <w:proofErr w:type="spellStart"/>
-      <w:r>
-        <w:rPr>
-          <w:i/>
-          <w:iCs/>
-        </w:rPr>
-        <w:t>of</w:t>
-      </w:r>
-      <w:proofErr w:type="spellEnd"/>
-      <w:r>
-        <w:rPr>
-          <w:i/>
-          <w:iCs/>
-        </w:rPr>
-        <w:t xml:space="preserve"> Artificial </w:t>
-      </w:r>
-      <w:proofErr w:type="spellStart"/>
-      <w:r>
-        <w:rPr>
-          <w:i/>
-          <w:iCs/>
-        </w:rPr>
-        <w:t>Intelligence</w:t>
-      </w:r>
-      <w:proofErr w:type="spellEnd"/>
-      <w:r>
-        <w:rPr>
-          <w:i/>
-          <w:iCs/>
-        </w:rPr>
-        <w:t xml:space="preserve"> </w:t>
-      </w:r>
-      <w:proofErr w:type="spellStart"/>
-      <w:r>
-        <w:rPr>
-          <w:i/>
-          <w:iCs/>
-        </w:rPr>
-        <w:t>Research</w:t>
-      </w:r>
-      <w:proofErr w:type="spellEnd"/>
-      <w:r>
-        <w:rPr>
-          <w:i/>
-          <w:iCs/>
-        </w:rPr>
-        <w:t>, 16</w:t>
-      </w:r>
-      <w:r>
-        <w:t>, 321–357. https://doi.org/10.1613/jair.953</w:t>
-      </w:r>
-    </w:p>
-    <w:p>
-      <w:pPr>
-        <w:spacing w:after="200" w:line="264" w:lineRule="auto"/>
-        <w:ind w:left="720" w:hanging="720"/>
-      </w:pPr>
-      <w:r>
-        <w:t xml:space="preserve">Chen, T., &amp; </w:t>
-      </w:r>
-      <w:proofErr w:type="spellStart"/>
-      <w:r>
-        <w:t>Guestrin</w:t>
-      </w:r>
-      <w:proofErr w:type="spellEnd"/>
-      <w:r>
-        <w:t xml:space="preserve">, C. (2016). </w:t>
-      </w:r>
-      <w:proofErr w:type="spellStart"/>
-      <w:r>
-        <w:t>XGBoost</w:t>
-      </w:r>
-      <w:proofErr w:type="spellEnd"/>
-      <w:r>
-        <w:t xml:space="preserve">: A </w:t>
-      </w:r>
-      <w:proofErr w:type="spellStart"/>
-      <w:r>
-        <w:t>scalable</w:t>
-      </w:r>
-      <w:proofErr w:type="spellEnd"/>
-      <w:r>
-        <w:t xml:space="preserve"> </w:t>
-      </w:r>
-      <w:proofErr w:type="spellStart"/>
-      <w:r>
-        <w:t>tree</w:t>
-      </w:r>
-      <w:proofErr w:type="spellEnd"/>
-      <w:r>
-        <w:t xml:space="preserve"> </w:t>
-      </w:r>
-      <w:proofErr w:type="spellStart"/>
-      <w:r>
-        <w:t>boosting</w:t>
-      </w:r>
-      <w:proofErr w:type="spellEnd"/>
-      <w:r>
-        <w:t xml:space="preserve"> </w:t>
-      </w:r>
-      <w:proofErr w:type="spellStart"/>
-      <w:r>
-        <w:t>system</w:t>
-      </w:r>
-      <w:proofErr w:type="spellEnd"/>
-      <w:r>
-        <w:t xml:space="preserve">. En </w:t>
-      </w:r>
-      <w:proofErr w:type="spellStart"/>
-      <w:r>
-        <w:rPr>
-          <w:i/>
-          <w:iCs/>
-        </w:rPr>
-        <w:t>Proceedings</w:t>
-      </w:r>
-      <w:proofErr w:type="spellEnd"/>
-      <w:r>
-        <w:rPr>
-          <w:i/>
-          <w:iCs/>
-        </w:rPr>
-        <w:t xml:space="preserve"> </w:t>
-      </w:r>
-      <w:proofErr w:type="spellStart"/>
-      <w:r>
-        <w:rPr>
-          <w:i/>
-          <w:iCs/>
-        </w:rPr>
-        <w:t>of</w:t>
-      </w:r>
-      <w:proofErr w:type="spellEnd"/>
-      <w:r>
-        <w:rPr>
-          <w:i/>
-          <w:iCs/>
-        </w:rPr>
-        <w:t xml:space="preserve"> </w:t>
-      </w:r>
-      <w:proofErr w:type="spellStart"/>
-      <w:r>
-        <w:rPr>
-          <w:i/>
-          <w:iCs/>
-        </w:rPr>
-        <w:t>the</w:t>
-      </w:r>
-      <w:proofErr w:type="spellEnd"/>
-      <w:r>
-        <w:rPr>
-          <w:i/>
-          <w:iCs/>
-        </w:rPr>
-        <w:t xml:space="preserve"> 22nd ACM SIGKDD International </w:t>
-      </w:r>
-      <w:proofErr w:type="spellStart"/>
-      <w:r>
-        <w:rPr>
-          <w:i/>
-          <w:iCs/>
-        </w:rPr>
-        <w:t>Conference</w:t>
-      </w:r>
-      <w:proofErr w:type="spellEnd"/>
-      <w:r>
-        <w:rPr>
-          <w:i/>
-          <w:iCs/>
-        </w:rPr>
-        <w:t xml:space="preserve"> </w:t>
-      </w:r>
-      <w:proofErr w:type="spellStart"/>
-      <w:r>
-        <w:rPr>
-          <w:i/>
-          <w:iCs/>
-        </w:rPr>
-        <w:t>on</w:t>
-      </w:r>
-      <w:proofErr w:type="spellEnd"/>
-      <w:r>
-        <w:rPr>
-          <w:i/>
-          <w:iCs/>
-        </w:rPr>
-        <w:t xml:space="preserve"> Knowledge Discovery and Data </w:t>
-      </w:r>
-      <w:proofErr w:type="spellStart"/>
-      <w:r>
-        <w:rPr>
-          <w:i/>
-          <w:iCs/>
-        </w:rPr>
-        <w:t>Mining</w:t>
-      </w:r>
-      <w:proofErr w:type="spellEnd"/>
-      <w:r>
-        <w:t xml:space="preserve"> (pp. 785–794). ACM. https://doi.org/10.1145/2939672.2939785</w:t>
-      </w:r>
-    </w:p>
-    <w:p>
-      <w:pPr>
-        <w:spacing w:after="200" w:line="264" w:lineRule="auto"/>
-        <w:ind w:left="720" w:hanging="720"/>
-      </w:pPr>
-      <w:r>
-        <w:t xml:space="preserve">Goodfellow, I., </w:t>
-      </w:r>
-      <w:proofErr w:type="spellStart"/>
-      <w:r>
-        <w:t>Bengio</w:t>
-      </w:r>
-      <w:proofErr w:type="spellEnd"/>
-      <w:r>
-        <w:t xml:space="preserve">, Y., &amp; Courville, A. (2016). </w:t>
-      </w:r>
-      <w:r>
-        <w:rPr>
-          <w:i/>
-          <w:iCs/>
-        </w:rPr>
-        <w:t xml:space="preserve">Deep </w:t>
-      </w:r>
-      <w:proofErr w:type="spellStart"/>
-      <w:r>
-        <w:rPr>
-          <w:i/>
-          <w:iCs/>
-        </w:rPr>
-        <w:t>learning</w:t>
-      </w:r>
-      <w:proofErr w:type="spellEnd"/>
-      <w:r>
-        <w:t>. MIT Press.</w:t>
-      </w:r>
-    </w:p>
-    <w:p>
-      <w:pPr>
-        <w:spacing w:after="200" w:line="264" w:lineRule="auto"/>
-        <w:ind w:left="720" w:hanging="720"/>
-      </w:pPr>
-      <w:r>
-        <w:t xml:space="preserve">Guidotti, D., Pandolfo, L., &amp; </w:t>
-      </w:r>
-      <w:proofErr w:type="spellStart"/>
-      <w:r>
-        <w:t>Pulina</w:t>
-      </w:r>
-      <w:proofErr w:type="spellEnd"/>
-      <w:r>
-        <w:t xml:space="preserve">, L. (2025). A </w:t>
-      </w:r>
-      <w:proofErr w:type="spellStart"/>
-      <w:r>
-        <w:t>systematic</w:t>
-      </w:r>
-      <w:proofErr w:type="spellEnd"/>
-      <w:r>
-        <w:t xml:space="preserve"> </w:t>
-      </w:r>
-      <w:proofErr w:type="spellStart"/>
-      <w:r>
-        <w:t>literature</w:t>
-      </w:r>
-      <w:proofErr w:type="spellEnd"/>
-      <w:r>
-        <w:t xml:space="preserve"> </w:t>
-      </w:r>
-      <w:proofErr w:type="spellStart"/>
-      <w:r>
-        <w:t>review</w:t>
-      </w:r>
-      <w:proofErr w:type="spellEnd"/>
-      <w:r>
-        <w:t xml:space="preserve"> </w:t>
-      </w:r>
-      <w:proofErr w:type="spellStart"/>
-      <w:r>
-        <w:t>of</w:t>
-      </w:r>
-      <w:proofErr w:type="spellEnd"/>
-      <w:r>
-        <w:t xml:space="preserve"> </w:t>
-      </w:r>
-      <w:proofErr w:type="spellStart"/>
-      <w:r>
-        <w:t>supervised</w:t>
-      </w:r>
-      <w:proofErr w:type="spellEnd"/>
-      <w:r>
-        <w:t xml:space="preserve"> machine </w:t>
-      </w:r>
-      <w:proofErr w:type="spellStart"/>
-      <w:r>
-        <w:t>learning</w:t>
-      </w:r>
-      <w:proofErr w:type="spellEnd"/>
-      <w:r>
-        <w:t xml:space="preserve"> </w:t>
-      </w:r>
-      <w:proofErr w:type="spellStart"/>
-      <w:r>
-        <w:t>techniques</w:t>
-      </w:r>
-      <w:proofErr w:type="spellEnd"/>
-      <w:r>
-        <w:t xml:space="preserve"> </w:t>
-      </w:r>
-      <w:proofErr w:type="spellStart"/>
-      <w:r>
-        <w:t>for</w:t>
-      </w:r>
-      <w:proofErr w:type="spellEnd"/>
-      <w:r>
-        <w:t xml:space="preserve"> predictive </w:t>
-      </w:r>
-      <w:proofErr w:type="spellStart"/>
-      <w:r>
-        <w:t>maintenance</w:t>
-      </w:r>
-      <w:proofErr w:type="spellEnd"/>
-      <w:r>
-        <w:t xml:space="preserve"> in </w:t>
-      </w:r>
-      <w:proofErr w:type="spellStart"/>
-      <w:r>
-        <w:t>Industry</w:t>
-      </w:r>
-      <w:proofErr w:type="spellEnd"/>
-      <w:r>
-        <w:t xml:space="preserve"> 4.0. </w:t>
+        <w:t xml:space="preserve">Guidotti, D., Pandolfo, L., &amp; Pulina, L. (2025). A systematic literature review of supervised machine learning techniques for predictive maintenance in Industry 4.0. </w:t>
       </w:r>
       <w:r>
         <w:rPr>
@@ -9874,578 +7257,73 @@
         <w:spacing w:after="200" w:line="264" w:lineRule="auto"/>
         <w:ind w:left="720" w:hanging="720"/>
       </w:pPr>
-      <w:proofErr w:type="spellStart"/>
-      <w:r>
-        <w:t>Hamasha</w:t>
-      </w:r>
-      <w:proofErr w:type="spellEnd"/>
-      <w:r>
-        <w:t xml:space="preserve">, M. M., </w:t>
-      </w:r>
-      <w:proofErr w:type="spellStart"/>
-      <w:r>
-        <w:t>Albedoor</w:t>
-      </w:r>
-      <w:proofErr w:type="spellEnd"/>
-      <w:r>
-        <w:t xml:space="preserve">, Q., </w:t>
-      </w:r>
-      <w:proofErr w:type="spellStart"/>
-      <w:r>
-        <w:t>Hamasha</w:t>
-      </w:r>
-      <w:proofErr w:type="spellEnd"/>
-      <w:r>
-        <w:t xml:space="preserve">, S., Ali, H., Qamar, A., &amp; Berrah, F. (2025). A comprehensive </w:t>
-      </w:r>
-      <w:proofErr w:type="spellStart"/>
-      <w:r>
-        <w:t>framework</w:t>
-      </w:r>
-      <w:proofErr w:type="spellEnd"/>
-      <w:r>
-        <w:t xml:space="preserve"> </w:t>
-      </w:r>
-      <w:proofErr w:type="spellStart"/>
-      <w:r>
-        <w:t>for</w:t>
-      </w:r>
-      <w:proofErr w:type="spellEnd"/>
-      <w:r>
-        <w:t xml:space="preserve"> </w:t>
-      </w:r>
-      <w:proofErr w:type="spellStart"/>
-      <w:r>
-        <w:t>IoT-driven</w:t>
-      </w:r>
-      <w:proofErr w:type="spellEnd"/>
-      <w:r>
-        <w:t xml:space="preserve"> predictive </w:t>
-      </w:r>
-      <w:proofErr w:type="spellStart"/>
-      <w:r>
-        <w:t>maintenance</w:t>
-      </w:r>
-      <w:proofErr w:type="spellEnd"/>
-      <w:r>
-        <w:t xml:space="preserve">: </w:t>
-      </w:r>
-      <w:proofErr w:type="spellStart"/>
-      <w:r>
-        <w:t>Leveraging</w:t>
-      </w:r>
-      <w:proofErr w:type="spellEnd"/>
-      <w:r>
-        <w:t xml:space="preserve"> AI and </w:t>
-      </w:r>
-      <w:proofErr w:type="spellStart"/>
-      <w:r>
-        <w:t>edge</w:t>
-      </w:r>
-      <w:proofErr w:type="spellEnd"/>
-      <w:r>
-        <w:t xml:space="preserve"> </w:t>
-      </w:r>
-      <w:proofErr w:type="spellStart"/>
-      <w:r>
-        <w:t>computing</w:t>
-      </w:r>
-      <w:proofErr w:type="spellEnd"/>
-      <w:r>
-        <w:t xml:space="preserve"> </w:t>
-      </w:r>
-      <w:proofErr w:type="spellStart"/>
-      <w:r>
-        <w:t>for</w:t>
-      </w:r>
-      <w:proofErr w:type="spellEnd"/>
-      <w:r>
-        <w:t xml:space="preserve"> </w:t>
-      </w:r>
-      <w:proofErr w:type="spellStart"/>
-      <w:r>
-        <w:t>enhanced</w:t>
-      </w:r>
-      <w:proofErr w:type="spellEnd"/>
-      <w:r>
-        <w:t xml:space="preserve"> </w:t>
-      </w:r>
-      <w:proofErr w:type="spellStart"/>
-      <w:r>
-        <w:t>equipment</w:t>
-      </w:r>
-      <w:proofErr w:type="spellEnd"/>
-      <w:r>
-        <w:t xml:space="preserve"> </w:t>
-      </w:r>
-      <w:proofErr w:type="spellStart"/>
-      <w:r>
-        <w:t>reliability</w:t>
-      </w:r>
-      <w:proofErr w:type="spellEnd"/>
-      <w:r>
-        <w:t xml:space="preserve">. </w:t>
-      </w:r>
-      <w:proofErr w:type="spellStart"/>
+      <w:r>
+        <w:t xml:space="preserve">Hamasha, M. M., Albedoor, Q., Hamasha, S., Ali, H., Qamar, A., &amp; Berrah, F. (2025). A comprehensive framework for IoT-driven predictive maintenance: Leveraging AI and edge computing for enhanced equipment reliability. </w:t>
+      </w:r>
       <w:r>
         <w:rPr>
           <w:i/>
           <w:iCs/>
         </w:rPr>
-        <w:t>Journal</w:t>
-      </w:r>
-      <w:proofErr w:type="spellEnd"/>
+        <w:t xml:space="preserve">Journal of Applied Engineering Science, 23</w:t>
+      </w:r>
+      <w:r>
+        <w:t>(3), 471–486. https://doi.org/10.5937/jaes0-57002</w:t>
+      </w:r>
+    </w:p>
+    <w:p>
+      <w:pPr>
+        <w:spacing w:after="200" w:line="264" w:lineRule="auto"/>
+        <w:ind w:left="720" w:hanging="720"/>
+      </w:pPr>
+      <w:r>
+        <w:t xml:space="preserve">Lundberg, S. M., &amp; Lee, S.-I. (2017). A unified approach to interpreting model predictions. En I. Guyon, U. von Luxburg, S. Bengio, H. Wallach, R. Fergus, S. Vishwanathan, &amp; R. Garnett (Eds.), </w:t>
+      </w:r>
       <w:r>
         <w:rPr>
           <w:i/>
           <w:iCs/>
         </w:rPr>
-        <w:t xml:space="preserve"> </w:t>
-      </w:r>
-      <w:proofErr w:type="spellStart"/>
+        <w:t xml:space="preserve">Advances in Neural Information Processing Systems 30</w:t>
+      </w:r>
+      <w:r>
+        <w:t xml:space="preserve"> (pp. 4765–4774). Curran Associates.</w:t>
+      </w:r>
+    </w:p>
+    <w:p>
+      <w:pPr>
+        <w:spacing w:after="200" w:line="264" w:lineRule="auto"/>
+        <w:ind w:left="720" w:hanging="720"/>
+      </w:pPr>
+      <w:r>
+        <w:t xml:space="preserve">Meitz, L., Senge, J., Wagenhals, T., Schöler, T., Hähner, J., Edinger, J., &amp; Krupitzer, C. (2025). A literature review framework and open research challenges for predictive maintenance in Industry 4.0. </w:t>
+      </w:r>
       <w:r>
         <w:rPr>
           <w:i/>
           <w:iCs/>
         </w:rPr>
-        <w:t>of</w:t>
-      </w:r>
-      <w:proofErr w:type="spellEnd"/>
+        <w:t xml:space="preserve">Computers &amp; Industrial Engineering, 206</w:t>
+      </w:r>
+      <w:r>
+        <w:t>, Artículo 111193. https://doi.org/10.1016/j.cie.2025.111193</w:t>
+      </w:r>
+    </w:p>
+    <w:p>
+      <w:pPr>
+        <w:spacing w:after="200" w:line="264" w:lineRule="auto"/>
+        <w:ind w:left="720" w:hanging="720"/>
+      </w:pPr>
+      <w:r>
+        <w:lastRenderedPageBreak/>
+        <w:t xml:space="preserve">Pedregosa, F., Varoquaux, G., Gramfort, A., Michel, V., Thirion, B., Grisel, O., Blondel, M., Prettenhofer, P., Weiss, R., Dubourg, V., Vanderplas, J., Passos, A., Cournapeau, D., Brucher, M., Perrot, M., &amp; Duchesnay, É. (2011). Scikit-learn: Machine learning in Python. </w:t>
+      </w:r>
       <w:r>
         <w:rPr>
           <w:i/>
           <w:iCs/>
         </w:rPr>
-        <w:t xml:space="preserve"> </w:t>
-      </w:r>
-      <w:proofErr w:type="spellStart"/>
-      <w:r>
-        <w:rPr>
-          <w:i/>
-          <w:iCs/>
-        </w:rPr>
-        <w:t>Applied</w:t>
-      </w:r>
-      <w:proofErr w:type="spellEnd"/>
-      <w:r>
-        <w:rPr>
-          <w:i/>
-          <w:iCs/>
-        </w:rPr>
-        <w:t xml:space="preserve"> </w:t>
-      </w:r>
-      <w:proofErr w:type="spellStart"/>
-      <w:r>
-        <w:rPr>
-          <w:i/>
-          <w:iCs/>
-        </w:rPr>
-        <w:t>Engineering</w:t>
-      </w:r>
-      <w:proofErr w:type="spellEnd"/>
-      <w:r>
-        <w:rPr>
-          <w:i/>
-          <w:iCs/>
-        </w:rPr>
-        <w:t xml:space="preserve"> </w:t>
-      </w:r>
-      <w:proofErr w:type="spellStart"/>
-      <w:r>
-        <w:rPr>
-          <w:i/>
-          <w:iCs/>
-        </w:rPr>
-        <w:t>Science</w:t>
-      </w:r>
-      <w:proofErr w:type="spellEnd"/>
-      <w:r>
-        <w:rPr>
-          <w:i/>
-          <w:iCs/>
-        </w:rPr>
-        <w:t>, 23</w:t>
-      </w:r>
-      <w:r>
-        <w:t>(3), 471–486. https://doi.org/10.5937/jaes0-57002</w:t>
-      </w:r>
-    </w:p>
-    <w:p>
-      <w:pPr>
-        <w:spacing w:after="200" w:line="264" w:lineRule="auto"/>
-        <w:ind w:left="720" w:hanging="720"/>
-      </w:pPr>
-      <w:r>
-        <w:t xml:space="preserve">Lundberg, S. M., &amp; Lee, S.-I. (2017). A </w:t>
-      </w:r>
-      <w:proofErr w:type="spellStart"/>
-      <w:r>
-        <w:t>unified</w:t>
-      </w:r>
-      <w:proofErr w:type="spellEnd"/>
-      <w:r>
-        <w:t xml:space="preserve"> </w:t>
-      </w:r>
-      <w:proofErr w:type="spellStart"/>
-      <w:r>
-        <w:t>approach</w:t>
-      </w:r>
-      <w:proofErr w:type="spellEnd"/>
-      <w:r>
-        <w:t xml:space="preserve"> </w:t>
-      </w:r>
-      <w:proofErr w:type="spellStart"/>
-      <w:r>
-        <w:t>to</w:t>
-      </w:r>
-      <w:proofErr w:type="spellEnd"/>
-      <w:r>
-        <w:t xml:space="preserve"> </w:t>
-      </w:r>
-      <w:proofErr w:type="spellStart"/>
-      <w:r>
-        <w:t>interpreting</w:t>
-      </w:r>
-      <w:proofErr w:type="spellEnd"/>
-      <w:r>
-        <w:t xml:space="preserve"> </w:t>
-      </w:r>
-      <w:proofErr w:type="spellStart"/>
-      <w:r>
-        <w:t>model</w:t>
-      </w:r>
-      <w:proofErr w:type="spellEnd"/>
-      <w:r>
-        <w:t xml:space="preserve"> </w:t>
-      </w:r>
-      <w:proofErr w:type="spellStart"/>
-      <w:r>
-        <w:t>predictions</w:t>
-      </w:r>
-      <w:proofErr w:type="spellEnd"/>
-      <w:r>
-        <w:t xml:space="preserve">. En I. Guyon, U. </w:t>
-      </w:r>
-      <w:proofErr w:type="spellStart"/>
-      <w:r>
-        <w:t>von</w:t>
-      </w:r>
-      <w:proofErr w:type="spellEnd"/>
-      <w:r>
-        <w:t xml:space="preserve"> Luxburg, S. </w:t>
-      </w:r>
-      <w:proofErr w:type="spellStart"/>
-      <w:r>
-        <w:t>Bengio</w:t>
-      </w:r>
-      <w:proofErr w:type="spellEnd"/>
-      <w:r>
-        <w:t xml:space="preserve">, H. Wallach, R. Fergus, S. Vishwanathan, &amp; R. Garnett (Eds.), </w:t>
-      </w:r>
-      <w:proofErr w:type="spellStart"/>
-      <w:r>
-        <w:rPr>
-          <w:i/>
-          <w:iCs/>
-        </w:rPr>
-        <w:t>Advances</w:t>
-      </w:r>
-      <w:proofErr w:type="spellEnd"/>
-      <w:r>
-        <w:rPr>
-          <w:i/>
-          <w:iCs/>
-        </w:rPr>
-        <w:t xml:space="preserve"> in Neural </w:t>
-      </w:r>
-      <w:proofErr w:type="spellStart"/>
-      <w:r>
-        <w:rPr>
-          <w:i/>
-          <w:iCs/>
-        </w:rPr>
-        <w:t>Information</w:t>
-      </w:r>
-      <w:proofErr w:type="spellEnd"/>
-      <w:r>
-        <w:rPr>
-          <w:i/>
-          <w:iCs/>
-        </w:rPr>
-        <w:t xml:space="preserve"> Processing </w:t>
-      </w:r>
-      <w:proofErr w:type="spellStart"/>
-      <w:r>
-        <w:rPr>
-          <w:i/>
-          <w:iCs/>
-        </w:rPr>
-        <w:t>Systems</w:t>
-      </w:r>
-      <w:proofErr w:type="spellEnd"/>
-      <w:r>
-        <w:rPr>
-          <w:i/>
-          <w:iCs/>
-        </w:rPr>
-        <w:t xml:space="preserve"> 30</w:t>
-      </w:r>
-      <w:r>
-        <w:t xml:space="preserve"> (pp. 4765–4774). Curran </w:t>
-      </w:r>
-      <w:proofErr w:type="spellStart"/>
-      <w:r>
-        <w:t>Associates</w:t>
-      </w:r>
-      <w:proofErr w:type="spellEnd"/>
-      <w:r>
-        <w:t>.</w:t>
-      </w:r>
-    </w:p>
-    <w:p>
-      <w:pPr>
-        <w:spacing w:after="200" w:line="264" w:lineRule="auto"/>
-        <w:ind w:left="720" w:hanging="720"/>
-      </w:pPr>
-      <w:r>
-        <w:t xml:space="preserve">Meitz, L., Senge, J., Wagenhals, T., Schöler, T., Hähner, J., Edinger, J., &amp; </w:t>
-      </w:r>
-      <w:proofErr w:type="spellStart"/>
-      <w:r>
-        <w:t>Krupitzer</w:t>
-      </w:r>
-      <w:proofErr w:type="spellEnd"/>
-      <w:r>
-        <w:t xml:space="preserve">, C. (2025). A </w:t>
-      </w:r>
-      <w:proofErr w:type="spellStart"/>
-      <w:r>
-        <w:t>literature</w:t>
-      </w:r>
-      <w:proofErr w:type="spellEnd"/>
-      <w:r>
-        <w:t xml:space="preserve"> </w:t>
-      </w:r>
-      <w:proofErr w:type="spellStart"/>
-      <w:r>
-        <w:t>review</w:t>
-      </w:r>
-      <w:proofErr w:type="spellEnd"/>
-      <w:r>
-        <w:t xml:space="preserve"> </w:t>
-      </w:r>
-      <w:proofErr w:type="spellStart"/>
-      <w:r>
-        <w:t>framework</w:t>
-      </w:r>
-      <w:proofErr w:type="spellEnd"/>
-      <w:r>
-        <w:t xml:space="preserve"> and open </w:t>
-      </w:r>
-      <w:proofErr w:type="spellStart"/>
-      <w:r>
-        <w:t>research</w:t>
-      </w:r>
-      <w:proofErr w:type="spellEnd"/>
-      <w:r>
-        <w:t xml:space="preserve"> </w:t>
-      </w:r>
-      <w:proofErr w:type="spellStart"/>
-      <w:r>
-        <w:t>challenges</w:t>
-      </w:r>
-      <w:proofErr w:type="spellEnd"/>
-      <w:r>
-        <w:t xml:space="preserve"> </w:t>
-      </w:r>
-      <w:proofErr w:type="spellStart"/>
-      <w:r>
-        <w:t>for</w:t>
-      </w:r>
-      <w:proofErr w:type="spellEnd"/>
-      <w:r>
-        <w:t xml:space="preserve"> predictive </w:t>
-      </w:r>
-      <w:proofErr w:type="spellStart"/>
-      <w:r>
-        <w:t>maintenance</w:t>
-      </w:r>
-      <w:proofErr w:type="spellEnd"/>
-      <w:r>
-        <w:t xml:space="preserve"> in </w:t>
-      </w:r>
-      <w:proofErr w:type="spellStart"/>
-      <w:r>
-        <w:t>Industry</w:t>
-      </w:r>
-      <w:proofErr w:type="spellEnd"/>
-      <w:r>
-        <w:t xml:space="preserve"> 4.0. </w:t>
-      </w:r>
-      <w:proofErr w:type="spellStart"/>
-      <w:r>
-        <w:rPr>
-          <w:i/>
-          <w:iCs/>
-        </w:rPr>
-        <w:t>Computers</w:t>
-      </w:r>
-      <w:proofErr w:type="spellEnd"/>
-      <w:r>
-        <w:rPr>
-          <w:i/>
-          <w:iCs/>
-        </w:rPr>
-        <w:t xml:space="preserve"> &amp; Industrial </w:t>
-      </w:r>
-      <w:proofErr w:type="spellStart"/>
-      <w:r>
-        <w:rPr>
-          <w:i/>
-          <w:iCs/>
-        </w:rPr>
-        <w:t>Engineering</w:t>
-      </w:r>
-      <w:proofErr w:type="spellEnd"/>
-      <w:r>
-        <w:rPr>
-          <w:i/>
-          <w:iCs/>
-        </w:rPr>
-        <w:t>, 206</w:t>
-      </w:r>
-      <w:r>
-        <w:t>, Artículo 111193. https://doi.org/10.1016/j.cie.2025.111193</w:t>
-      </w:r>
-    </w:p>
-    <w:p>
-      <w:pPr>
-        <w:spacing w:after="200" w:line="264" w:lineRule="auto"/>
-        <w:ind w:left="720" w:hanging="720"/>
-      </w:pPr>
-      <w:r>
-        <w:lastRenderedPageBreak/>
-        <w:t xml:space="preserve">Pedregosa, F., </w:t>
-      </w:r>
-      <w:proofErr w:type="spellStart"/>
-      <w:r>
-        <w:t>Varoquaux</w:t>
-      </w:r>
-      <w:proofErr w:type="spellEnd"/>
-      <w:r>
-        <w:t xml:space="preserve">, G., </w:t>
-      </w:r>
-      <w:proofErr w:type="spellStart"/>
-      <w:r>
-        <w:t>Gramfort</w:t>
-      </w:r>
-      <w:proofErr w:type="spellEnd"/>
-      <w:r>
-        <w:t xml:space="preserve">, A., Michel, V., Thirion, B., Grisel, O., Blondel, M., </w:t>
-      </w:r>
-      <w:proofErr w:type="spellStart"/>
-      <w:r>
-        <w:t>Prettenhofer</w:t>
-      </w:r>
-      <w:proofErr w:type="spellEnd"/>
-      <w:r>
-        <w:t xml:space="preserve">, P., Weiss, R., Dubourg, V., Vanderplas, J., Passos, A., </w:t>
-      </w:r>
-      <w:proofErr w:type="spellStart"/>
-      <w:r>
-        <w:t>Cournapeau</w:t>
-      </w:r>
-      <w:proofErr w:type="spellEnd"/>
-      <w:r>
-        <w:t xml:space="preserve">, D., Brucher, M., Perrot, M., &amp; </w:t>
-      </w:r>
-      <w:proofErr w:type="spellStart"/>
-      <w:r>
-        <w:t>Duchesnay</w:t>
-      </w:r>
-      <w:proofErr w:type="spellEnd"/>
-      <w:r>
-        <w:t xml:space="preserve">, É. (2011). </w:t>
-      </w:r>
-      <w:proofErr w:type="spellStart"/>
-      <w:r>
-        <w:t>Scikit-learn</w:t>
-      </w:r>
-      <w:proofErr w:type="spellEnd"/>
-      <w:r>
-        <w:t xml:space="preserve">: Machine </w:t>
-      </w:r>
-      <w:proofErr w:type="spellStart"/>
-      <w:r>
-        <w:t>learning</w:t>
-      </w:r>
-      <w:proofErr w:type="spellEnd"/>
-      <w:r>
-        <w:t xml:space="preserve"> in Python. </w:t>
-      </w:r>
-      <w:proofErr w:type="spellStart"/>
-      <w:r>
-        <w:rPr>
-          <w:i/>
-          <w:iCs/>
-        </w:rPr>
-        <w:t>Journal</w:t>
-      </w:r>
-      <w:proofErr w:type="spellEnd"/>
-      <w:r>
-        <w:rPr>
-          <w:i/>
-          <w:iCs/>
-        </w:rPr>
-        <w:t xml:space="preserve"> </w:t>
-      </w:r>
-      <w:proofErr w:type="spellStart"/>
-      <w:r>
-        <w:rPr>
-          <w:i/>
-          <w:iCs/>
-        </w:rPr>
-        <w:t>of</w:t>
-      </w:r>
-      <w:proofErr w:type="spellEnd"/>
-      <w:r>
-        <w:rPr>
-          <w:i/>
-          <w:iCs/>
-        </w:rPr>
-        <w:t xml:space="preserve"> Machine </w:t>
-      </w:r>
-      <w:proofErr w:type="spellStart"/>
-      <w:r>
-        <w:rPr>
-          <w:i/>
-          <w:iCs/>
-        </w:rPr>
-        <w:t>Learning</w:t>
-      </w:r>
-      <w:proofErr w:type="spellEnd"/>
-      <w:r>
-        <w:rPr>
-          <w:i/>
-          <w:iCs/>
-        </w:rPr>
-        <w:t xml:space="preserve"> </w:t>
-      </w:r>
-      <w:proofErr w:type="spellStart"/>
-      <w:r>
-        <w:rPr>
-          <w:i/>
-          <w:iCs/>
-        </w:rPr>
-        <w:t>Research</w:t>
-      </w:r>
-      <w:proofErr w:type="spellEnd"/>
-      <w:r>
-        <w:rPr>
-          <w:i/>
-          <w:iCs/>
-        </w:rPr>
-        <w:t>, 12</w:t>
+        <w:t xml:space="preserve">Journal of Machine Learning Research, 12</w:t>
       </w:r>
       <w:r>
         <w:t>, 2825–2830.</w:t>

--- a/Documentacion/acif104_s9_grupo5.docx
+++ b/Documentacion/acif104_s9_grupo5.docx
@@ -146,7 +146,13 @@
         <w:t xml:space="preserve">Fecha: </w:t>
       </w:r>
       <w:r>
-        <w:t>14-08-2026</w:t>
+        <w:t>1</w:t>
+      </w:r>
+      <w:r>
+        <w:t>8</w:t>
+      </w:r>
+      <w:r>
+        <w:t>-08-2026</w:t>
       </w:r>
     </w:p>
     <w:p>
@@ -1998,7 +2004,43 @@
                 <w:sz w:val="19"/>
                 <w:szCs w:val="19"/>
               </w:rPr>
-              <w:t>Se corrigió el cálculo en la función evaluar_modelo() y en toda la tabla comparativa, usando predict_proba() de forma consistente en los seis modelos</w:t>
+              <w:t>Se corrigió el cálculo en la función evaluar_</w:t>
+            </w:r>
+            <w:proofErr w:type="gramStart"/>
+            <w:r>
+              <w:rPr>
+                <w:color w:val="1A1A1A"/>
+                <w:sz w:val="19"/>
+                <w:szCs w:val="19"/>
+              </w:rPr>
+              <w:t>modelo(</w:t>
+            </w:r>
+            <w:proofErr w:type="gramEnd"/>
+            <w:r>
+              <w:rPr>
+                <w:color w:val="1A1A1A"/>
+                <w:sz w:val="19"/>
+                <w:szCs w:val="19"/>
+              </w:rPr>
+              <w:t>) y en toda la tabla comparativa, usando predict_</w:t>
+            </w:r>
+            <w:proofErr w:type="gramStart"/>
+            <w:r>
+              <w:rPr>
+                <w:color w:val="1A1A1A"/>
+                <w:sz w:val="19"/>
+                <w:szCs w:val="19"/>
+              </w:rPr>
+              <w:t>proba(</w:t>
+            </w:r>
+            <w:proofErr w:type="gramEnd"/>
+            <w:r>
+              <w:rPr>
+                <w:color w:val="1A1A1A"/>
+                <w:sz w:val="19"/>
+                <w:szCs w:val="19"/>
+              </w:rPr>
+              <w:t>) de forma consistente en los seis modelos</w:t>
             </w:r>
           </w:p>
         </w:tc>
@@ -2251,8 +2293,18 @@
                 <w:sz w:val="19"/>
                 <w:szCs w:val="19"/>
               </w:rPr>
-              <w:t>Sección 4.b</w:t>
-            </w:r>
+              <w:t xml:space="preserve">Sección </w:t>
+            </w:r>
+            <w:proofErr w:type="gramStart"/>
+            <w:r>
+              <w:rPr>
+                <w:color w:val="1A1A1A"/>
+                <w:sz w:val="19"/>
+                <w:szCs w:val="19"/>
+              </w:rPr>
+              <w:t>4.b</w:t>
+            </w:r>
+            <w:proofErr w:type="gramEnd"/>
           </w:p>
         </w:tc>
       </w:tr>
@@ -8079,21 +8131,70 @@
           <w:szCs w:val="17"/>
           <w:lang w:val="en-US"/>
         </w:rPr>
-        <w:t>POST /predict  {"air_temperature_k":303.5,"process_temperature_k":312.0,"rotational_speed_rpm":1350,"torque_nm":68.5,"tool_wear_min":220,"type":"L"}</w:t>
-      </w:r>
-    </w:p>
-    <w:p>
-      <w:pPr>
-        <w:shd w:val="clear" w:color="auto" w:fill="F2F2F2"/>
-        <w:spacing w:after="200"/>
-      </w:pPr>
+        <w:t>POST /</w:t>
+      </w:r>
+      <w:proofErr w:type="gramStart"/>
       <w:r>
         <w:rPr>
           <w:rFonts w:ascii="Consolas" w:eastAsia="Consolas" w:hAnsi="Consolas" w:cs="Consolas"/>
           <w:sz w:val="17"/>
           <w:szCs w:val="17"/>
-        </w:rPr>
-        <w:t>→ 200 OK  {"prediccion":1,"etiqueta":"Falla","probabilidad_porcentaje":100.0,"nivel_riesgo":"Falla","factor_principal":"Torque"}</w:t>
+          <w:lang w:val="en-US"/>
+        </w:rPr>
+        <w:t>predict  {</w:t>
+      </w:r>
+      <w:proofErr w:type="gramEnd"/>
+      <w:r>
+        <w:rPr>
+          <w:rFonts w:ascii="Consolas" w:eastAsia="Consolas" w:hAnsi="Consolas" w:cs="Consolas"/>
+          <w:sz w:val="17"/>
+          <w:szCs w:val="17"/>
+          <w:lang w:val="en-US"/>
+        </w:rPr>
+        <w:t>"air_temperature_k":303.5,"process_temperature_k":312.0,"rotational_speed_rpm":1350,"torque_nm":68.5,"tool_wear_min":220,"type":"</w:t>
+      </w:r>
+      <w:proofErr w:type="gramStart"/>
+      <w:r>
+        <w:rPr>
+          <w:rFonts w:ascii="Consolas" w:eastAsia="Consolas" w:hAnsi="Consolas" w:cs="Consolas"/>
+          <w:sz w:val="17"/>
+          <w:szCs w:val="17"/>
+          <w:lang w:val="en-US"/>
+        </w:rPr>
+        <w:t>L"}</w:t>
+      </w:r>
+      <w:proofErr w:type="gramEnd"/>
+    </w:p>
+    <w:p>
+      <w:pPr>
+        <w:shd w:val="clear" w:color="auto" w:fill="F2F2F2"/>
+        <w:spacing w:after="200"/>
+      </w:pPr>
+      <w:r>
+        <w:rPr>
+          <w:rFonts w:ascii="Consolas" w:eastAsia="Consolas" w:hAnsi="Consolas" w:cs="Consolas"/>
+          <w:sz w:val="17"/>
+          <w:szCs w:val="17"/>
+        </w:rPr>
+        <w:t xml:space="preserve">→ 200 </w:t>
+      </w:r>
+      <w:proofErr w:type="gramStart"/>
+      <w:r>
+        <w:rPr>
+          <w:rFonts w:ascii="Consolas" w:eastAsia="Consolas" w:hAnsi="Consolas" w:cs="Consolas"/>
+          <w:sz w:val="17"/>
+          <w:szCs w:val="17"/>
+        </w:rPr>
+        <w:t>OK  {</w:t>
+      </w:r>
+      <w:proofErr w:type="gramEnd"/>
+      <w:r>
+        <w:rPr>
+          <w:rFonts w:ascii="Consolas" w:eastAsia="Consolas" w:hAnsi="Consolas" w:cs="Consolas"/>
+          <w:sz w:val="17"/>
+          <w:szCs w:val="17"/>
+        </w:rPr>
+        <w:t>"prediccion":1,"etiqueta":"Falla","probabilidad_porcentaje":100.0,"nivel_riesgo":"Falla","factor_principal":"Torque"}</w:t>
       </w:r>
     </w:p>
     <w:p>
@@ -8785,7 +8886,25 @@
           <w:sz w:val="22"/>
           <w:szCs w:val="22"/>
         </w:rPr>
-        <w:t>Desde el punto de vista del mantenimiento predictivo, los 21 falsos negativos son especialmente relevantes, ya que corresponden a máquinas que presentaban una falla pero fueron clasificadas como si no la tuvieran. Este tipo de error puede ser más crítico que un falso positivo, porque podría provocar que una máquina continúe operando sin una revisión preventiva. Por otra parte, los 47 falsos positivos representan casos en los que el modelo indicó una posible falla cuando esta no estaba presente, lo que puede generar revisiones o intervenciones innecesarias. Por lo tanto, los resultados muestran que el modelo presenta un buen desempeño general, aunque existe margen para reducir ambos tipos de error, especialmente los falsos negativos</w:t>
+        <w:t xml:space="preserve">Desde el punto de vista del mantenimiento predictivo, los 21 falsos negativos son especialmente relevantes, ya que corresponden a máquinas que presentaban una </w:t>
+      </w:r>
+      <w:proofErr w:type="gramStart"/>
+      <w:r>
+        <w:rPr>
+          <w:color w:val="auto"/>
+          <w:sz w:val="22"/>
+          <w:szCs w:val="22"/>
+        </w:rPr>
+        <w:t>falla</w:t>
+      </w:r>
+      <w:proofErr w:type="gramEnd"/>
+      <w:r>
+        <w:rPr>
+          <w:color w:val="auto"/>
+          <w:sz w:val="22"/>
+          <w:szCs w:val="22"/>
+        </w:rPr>
+        <w:t xml:space="preserve"> pero fueron clasificadas como si no la tuvieran. Este tipo de error puede ser más crítico que un falso positivo, porque podría provocar que una máquina continúe operando sin una revisión preventiva. Por otra parte, los 47 falsos positivos representan casos en los que el modelo indicó una posible falla cuando esta no estaba presente, lo que puede generar revisiones o intervenciones innecesarias. Por lo tanto, los resultados muestran que el modelo presenta un buen desempeño general, aunque existe margen para reducir ambos tipos de error, especialmente los falsos negativos</w:t>
       </w:r>
       <w:r>
         <w:rPr>
@@ -8958,7 +9077,15 @@
         <w:t xml:space="preserve">Naturaleza estática de los datos tabulares: </w:t>
       </w:r>
       <w:r>
-        <w:t>el dataset AI4I 2020 entrega mediciones en instantes discretos, lo que limita la capacidad de los modelos actuales para capturar la evolución temporal de la degradación de un componente previa a una falla por fatiga o desgaste.</w:t>
+        <w:t xml:space="preserve">el dataset AI4I 2020 entrega mediciones en instantes discretos, lo que limita la capacidad de los modelos actuales para capturar la evolución temporal de la degradación de </w:t>
+      </w:r>
+      <w:proofErr w:type="gramStart"/>
+      <w:r>
+        <w:t>un componente previa</w:t>
+      </w:r>
+      <w:proofErr w:type="gramEnd"/>
+      <w:r>
+        <w:t xml:space="preserve"> a una falla por fatiga o desgaste.</w:t>
       </w:r>
     </w:p>
     <w:p>
@@ -9193,12 +9320,21 @@
         </w:rPr>
         <w:t xml:space="preserve">Aminzadeh, A., Sattarpanah Karganroudi, S., Majidi, S., Dabompre, C., Azaiez, K., Mitride, C., &amp; Sénéchal, E. (2025). </w:t>
       </w:r>
+      <w:proofErr w:type="gramStart"/>
       <w:r>
         <w:rPr>
           <w:color w:val="000000" w:themeColor="text1"/>
           <w:lang w:val="en-US"/>
         </w:rPr>
-        <w:t xml:space="preserve">A machine learning implementation to predictive maintenance and monitoring of industrial compressors. </w:t>
+        <w:t>A machine</w:t>
+      </w:r>
+      <w:proofErr w:type="gramEnd"/>
+      <w:r>
+        <w:rPr>
+          <w:color w:val="000000" w:themeColor="text1"/>
+          <w:lang w:val="en-US"/>
+        </w:rPr>
+        <w:t xml:space="preserve"> learning implementation to predictive maintenance and monitoring of industrial compressors. </w:t>
       </w:r>
       <w:r>
         <w:rPr>
